--- a/db/seed-assets/contract-templates/NVO/NVO-HD-03_Hop_dong_thi_cong_phan_tho_hoac_hoan_thien.docx
+++ b/db/seed-assets/contract-templates/NVO/NVO-HD-03_Hop_dong_thi_cong_phan_tho_hoac_hoan_thien.docx
@@ -143,7 +143,7 @@
                 <w:sz w:val="24"/>
                 <w:szCs w:val="24"/>
               </w:rPr>
-              <w:t xml:space="preserve">……………, ngày {ngay_ky_ngay} tháng {ngay_ky_thang} năm {ngay_ky_nam}</w:t>
+              <w:t xml:space="preserve">{o_1}, ngày {ngay_ky_ngay} tháng {ngay_ky_thang} năm {ngay_ky_nam}</w:t>
             </w:r>
           </w:p>
         </w:tc>
@@ -209,7 +209,7 @@
           <w:sz w:val="26"/>
           <w:szCs w:val="26"/>
         </w:rPr>
-        <w:t xml:space="preserve">Công trình: Nhà ở …… tầng – Địa điểm: {dia_diem}</w:t>
+        <w:t xml:space="preserve">Công trình: Nhà ở {o_2} tầng – Địa điểm: {dia_diem}</w:t>
       </w:r>
     </w:p>
     <w:p>
@@ -334,7 +334,7 @@
           <w:sz w:val="26"/>
           <w:szCs w:val="26"/>
         </w:rPr>
-        <w:t xml:space="preserve">Hôm nay, ngày {ngay_ky_ngay} tháng {ngay_ky_thang} năm {ngay_ky_nam}, tại ……………………………………, chúng tôi gồm:</w:t>
+        <w:t xml:space="preserve">Hôm nay, ngày {ngay_ky_ngay} tháng {ngay_ky_thang} năm {ngay_ky_nam}, tại {o_3}, chúng tôi gồm:</w:t>
       </w:r>
     </w:p>
     <w:p>
@@ -383,7 +383,7 @@
           <w:sz w:val="26"/>
           <w:szCs w:val="26"/>
         </w:rPr>
-        <w:t xml:space="preserve">Ông/Bà: …………………………………  Ngày sinh: ……/……/………</w:t>
+        <w:t xml:space="preserve">Ông/Bà: {o_4}  Ngày sinh: {o_5}</w:t>
       </w:r>
     </w:p>
     <w:p>
@@ -398,7 +398,7 @@
           <w:sz w:val="26"/>
           <w:szCs w:val="26"/>
         </w:rPr>
-        <w:t xml:space="preserve">Số định danh cá nhân/CCCD: ……………………… cấp ngày ……/……/……… tại ……………………</w:t>
+        <w:t xml:space="preserve">Số định danh cá nhân/CCCD: {o_6} cấp ngày {o_7} tại {o_8}</w:t>
       </w:r>
     </w:p>
     <w:p>
@@ -552,7 +552,7 @@
           <w:sz w:val="26"/>
           <w:szCs w:val="26"/>
         </w:rPr>
-        <w:t xml:space="preserve">(Hoặc người được ủy quyền: ……………………… – Chức vụ: ……………… – theo Giấy ủy quyền số ……… ngày ……/……/………)</w:t>
+        <w:t xml:space="preserve">(Hoặc người được ủy quyền: {o_9} – Chức vụ: {o_10} – theo Giấy ủy quyền số {o_11} ngày {o_12})</w:t>
       </w:r>
     </w:p>
     <w:p>
@@ -613,7 +613,7 @@
           <w:sz w:val="26"/>
           <w:szCs w:val="26"/>
         </w:rPr>
-        <w:t xml:space="preserve">1.1. Bên B thi công công trình theo hồ sơ thiết kế do [Bên A cung cấp/Bên B lập theo hợp đồng thiết kế số ……], với phạm vi (chọn một):</w:t>
+        <w:t xml:space="preserve">1.1. Bên B thi công công trình theo hồ sơ thiết kế do [Bên A cung cấp/Bên B lập theo hợp đồng thiết kế số {o_13}], với phạm vi (chọn một):</w:t>
       </w:r>
     </w:p>
     <w:p>
@@ -627,48 +627,7 @@
         <w:jc w:val="both"/>
       </w:pPr>
       <w:r>
-        <w:rPr>
-          <w:rFonts w:ascii="Times New Roman" w:cs="Times New Roman" w:eastAsia="Times New Roman" w:hAnsi="Times New Roman"/>
-          <w:sz w:val="26"/>
-          <w:szCs w:val="26"/>
-        </w:rPr>
-        <w:t xml:space="preserve">☐ </w:t>
-      </w:r>
-      <w:r>
-        <w:rPr>
-          <w:rFonts w:ascii="Times New Roman" w:cs="Times New Roman" w:eastAsia="Times New Roman" w:hAnsi="Times New Roman"/>
-          <w:b/>
-          <w:bCs/>
-          <w:sz w:val="26"/>
-          <w:szCs w:val="26"/>
-        </w:rPr>
-        <w:t xml:space="preserve">Phương án A:</w:t>
-      </w:r>
-      <w:r>
-        <w:rPr>
-          <w:rFonts w:ascii="Times New Roman" w:cs="Times New Roman" w:eastAsia="Times New Roman" w:hAnsi="Times New Roman"/>
-          <w:sz w:val="26"/>
-          <w:szCs w:val="26"/>
-        </w:rPr>
-        <w:t xml:space="preserve"> </w:t>
-      </w:r>
-      <w:r>
-        <w:rPr>
-          <w:rFonts w:ascii="Times New Roman" w:cs="Times New Roman" w:eastAsia="Times New Roman" w:hAnsi="Times New Roman"/>
-          <w:b/>
-          <w:bCs/>
-          <w:sz w:val="26"/>
-          <w:szCs w:val="26"/>
-        </w:rPr>
-        <w:t xml:space="preserve">Phần thô và nhân công phần thô.</w:t>
-      </w:r>
-      <w:r>
-        <w:rPr>
-          <w:rFonts w:ascii="Times New Roman" w:cs="Times New Roman" w:eastAsia="Times New Roman" w:hAnsi="Times New Roman"/>
-          <w:sz w:val="26"/>
-          <w:szCs w:val="26"/>
-        </w:rPr>
-        <w:t xml:space="preserve"> Bên B cung cấp vật tư thô (thép, xi măng, cát, đá, gạch, bê tông, ống và dây điện nước âm, chống thấm) và nhân công: móng, kết cấu, xây, trát, đi đường ống điện nước âm, chống thấm, mái. Phần hoàn thiện do Bên A tự tổ chức.</w:t>
+        <w:t xml:space="preserve">{#pa_1_a}</w:t>
       </w:r>
     </w:p>
     <w:p>
@@ -687,7 +646,7 @@
           <w:sz w:val="26"/>
           <w:szCs w:val="26"/>
         </w:rPr>
-        <w:t xml:space="preserve">☐ </w:t>
+        <w:t xml:space="preserve">{pa_1_a_o} </w:t>
       </w:r>
       <w:r>
         <w:rPr>
@@ -697,7 +656,7 @@
           <w:sz w:val="26"/>
           <w:szCs w:val="26"/>
         </w:rPr>
-        <w:t xml:space="preserve">Phương án B:</w:t>
+        <w:t xml:space="preserve">Phương án A:</w:t>
       </w:r>
       <w:r>
         <w:rPr>
@@ -715,15 +674,15 @@
           <w:sz w:val="26"/>
           <w:szCs w:val="26"/>
         </w:rPr>
-        <w:t xml:space="preserve">Chỉ phần hoàn thiện.</w:t>
-      </w:r>
-      <w:r>
-        <w:rPr>
-          <w:rFonts w:ascii="Times New Roman" w:cs="Times New Roman" w:eastAsia="Times New Roman" w:hAnsi="Times New Roman"/>
-          <w:sz w:val="26"/>
-          <w:szCs w:val="26"/>
-        </w:rPr>
-        <w:t xml:space="preserve"> Trên phần thô đã có, Bên B cung cấp vật tư và nhân công hoàn thiện theo danh mục tại Phụ lục 01: ốp lát, sơn bả, trần, cửa, lắp thiết bị điện nước, lan can …</w:t>
+        <w:t xml:space="preserve">Phần thô và nhân công phần thô.</w:t>
+      </w:r>
+      <w:r>
+        <w:rPr>
+          <w:rFonts w:ascii="Times New Roman" w:cs="Times New Roman" w:eastAsia="Times New Roman" w:hAnsi="Times New Roman"/>
+          <w:sz w:val="26"/>
+          <w:szCs w:val="26"/>
+        </w:rPr>
+        <w:t xml:space="preserve"> Bên B cung cấp vật tư thô (thép, xi măng, cát, đá, gạch, bê tông, ống và dây điện nước âm, chống thấm) và nhân công: móng, kết cấu, xây, trát, đi đường ống điện nước âm, chống thấm, mái. Phần hoàn thiện do Bên A tự tổ chức.</w:t>
       </w:r>
     </w:p>
     <w:p>
@@ -737,12 +696,40 @@
         <w:jc w:val="both"/>
       </w:pPr>
       <w:r>
-        <w:rPr>
-          <w:rFonts w:ascii="Times New Roman" w:cs="Times New Roman" w:eastAsia="Times New Roman" w:hAnsi="Times New Roman"/>
-          <w:sz w:val="26"/>
-          <w:szCs w:val="26"/>
-        </w:rPr>
-        <w:t xml:space="preserve">☐ </w:t>
+        <w:t xml:space="preserve">{/pa_1_a}</w:t>
+      </w:r>
+    </w:p>
+    <w:p>
+      <w:pPr>
+        <w:pBdr>
+          <w:left w:val="single" w:color="4F81BD" w:sz="18" w:space="6"/>
+        </w:pBdr>
+        <w:shd w:fill="EAF1FB" w:color="auto" w:val="clear"/>
+        <w:spacing w:after="40" w:before="20" w:line="288"/>
+        <w:ind w:left="360"/>
+        <w:jc w:val="both"/>
+      </w:pPr>
+      <w:r>
+        <w:t xml:space="preserve">{#pa_1_b}</w:t>
+      </w:r>
+    </w:p>
+    <w:p>
+      <w:pPr>
+        <w:pBdr>
+          <w:left w:val="single" w:color="4F81BD" w:sz="18" w:space="6"/>
+        </w:pBdr>
+        <w:shd w:fill="EAF1FB" w:color="auto" w:val="clear"/>
+        <w:spacing w:after="40" w:before="20" w:line="288"/>
+        <w:ind w:left="360"/>
+        <w:jc w:val="both"/>
+      </w:pPr>
+      <w:r>
+        <w:rPr>
+          <w:rFonts w:ascii="Times New Roman" w:cs="Times New Roman" w:eastAsia="Times New Roman" w:hAnsi="Times New Roman"/>
+          <w:sz w:val="26"/>
+          <w:szCs w:val="26"/>
+        </w:rPr>
+        <w:t xml:space="preserve">{pa_1_b_o} </w:t>
       </w:r>
       <w:r>
         <w:rPr>
@@ -752,7 +739,7 @@
           <w:sz w:val="26"/>
           <w:szCs w:val="26"/>
         </w:rPr>
-        <w:t xml:space="preserve">Phương án C:</w:t>
+        <w:t xml:space="preserve">Phương án B:</w:t>
       </w:r>
       <w:r>
         <w:rPr>
@@ -770,6 +757,89 @@
           <w:sz w:val="26"/>
           <w:szCs w:val="26"/>
         </w:rPr>
+        <w:t xml:space="preserve">Chỉ phần hoàn thiện.</w:t>
+      </w:r>
+      <w:r>
+        <w:rPr>
+          <w:rFonts w:ascii="Times New Roman" w:cs="Times New Roman" w:eastAsia="Times New Roman" w:hAnsi="Times New Roman"/>
+          <w:sz w:val="26"/>
+          <w:szCs w:val="26"/>
+        </w:rPr>
+        <w:t xml:space="preserve"> Trên phần thô đã có, Bên B cung cấp vật tư và nhân công hoàn thiện theo danh mục tại Phụ lục 01: ốp lát, sơn bả, trần, cửa, lắp thiết bị điện nước, lan can {o_14}</w:t>
+      </w:r>
+    </w:p>
+    <w:p>
+      <w:pPr>
+        <w:pBdr>
+          <w:left w:val="single" w:color="4F81BD" w:sz="18" w:space="6"/>
+        </w:pBdr>
+        <w:shd w:fill="EAF1FB" w:color="auto" w:val="clear"/>
+        <w:spacing w:after="40" w:before="20" w:line="288"/>
+        <w:ind w:left="360"/>
+        <w:jc w:val="both"/>
+      </w:pPr>
+      <w:r>
+        <w:t xml:space="preserve">{/pa_1_b}</w:t>
+      </w:r>
+    </w:p>
+    <w:p>
+      <w:pPr>
+        <w:pBdr>
+          <w:left w:val="single" w:color="4F81BD" w:sz="18" w:space="6"/>
+        </w:pBdr>
+        <w:shd w:fill="EAF1FB" w:color="auto" w:val="clear"/>
+        <w:spacing w:after="40" w:before="20" w:line="288"/>
+        <w:ind w:left="360"/>
+        <w:jc w:val="both"/>
+      </w:pPr>
+      <w:r>
+        <w:t xml:space="preserve">{#pa_1_c}</w:t>
+      </w:r>
+    </w:p>
+    <w:p>
+      <w:pPr>
+        <w:pBdr>
+          <w:left w:val="single" w:color="4F81BD" w:sz="18" w:space="6"/>
+        </w:pBdr>
+        <w:shd w:fill="EAF1FB" w:color="auto" w:val="clear"/>
+        <w:spacing w:after="40" w:before="20" w:line="288"/>
+        <w:ind w:left="360"/>
+        <w:jc w:val="both"/>
+      </w:pPr>
+      <w:r>
+        <w:rPr>
+          <w:rFonts w:ascii="Times New Roman" w:cs="Times New Roman" w:eastAsia="Times New Roman" w:hAnsi="Times New Roman"/>
+          <w:sz w:val="26"/>
+          <w:szCs w:val="26"/>
+        </w:rPr>
+        <w:t xml:space="preserve">{pa_1_c_o} </w:t>
+      </w:r>
+      <w:r>
+        <w:rPr>
+          <w:rFonts w:ascii="Times New Roman" w:cs="Times New Roman" w:eastAsia="Times New Roman" w:hAnsi="Times New Roman"/>
+          <w:b/>
+          <w:bCs/>
+          <w:sz w:val="26"/>
+          <w:szCs w:val="26"/>
+        </w:rPr>
+        <w:t xml:space="preserve">Phương án C:</w:t>
+      </w:r>
+      <w:r>
+        <w:rPr>
+          <w:rFonts w:ascii="Times New Roman" w:cs="Times New Roman" w:eastAsia="Times New Roman" w:hAnsi="Times New Roman"/>
+          <w:sz w:val="26"/>
+          <w:szCs w:val="26"/>
+        </w:rPr>
+        <w:t xml:space="preserve"> </w:t>
+      </w:r>
+      <w:r>
+        <w:rPr>
+          <w:rFonts w:ascii="Times New Roman" w:cs="Times New Roman" w:eastAsia="Times New Roman" w:hAnsi="Times New Roman"/>
+          <w:b/>
+          <w:bCs/>
+          <w:sz w:val="26"/>
+          <w:szCs w:val="26"/>
+        </w:rPr>
         <w:t xml:space="preserve">Phần thô và nhân công hoàn thiện.</w:t>
       </w:r>
       <w:r>
@@ -783,6 +853,20 @@
     </w:p>
     <w:p>
       <w:pPr>
+        <w:pBdr>
+          <w:left w:val="single" w:color="4F81BD" w:sz="18" w:space="6"/>
+        </w:pBdr>
+        <w:shd w:fill="EAF1FB" w:color="auto" w:val="clear"/>
+        <w:spacing w:after="40" w:before="20" w:line="288"/>
+        <w:ind w:left="360"/>
+        <w:jc w:val="both"/>
+      </w:pPr>
+      <w:r>
+        <w:t xml:space="preserve">{/pa_1_c}</w:t>
+      </w:r>
+    </w:p>
+    <w:p>
+      <w:pPr>
         <w:spacing w:after="80" w:before="40" w:line="288"/>
         <w:jc w:val="both"/>
       </w:pPr>
@@ -792,7 +876,7 @@
           <w:sz w:val="26"/>
           <w:szCs w:val="26"/>
         </w:rPr>
-        <w:t xml:space="preserve">1.2. Không bao gồm: ……………………………………… (nội thất rời, thiết bị bếp, điều hòa, cổng rào, sân vườn …).</w:t>
+        <w:t xml:space="preserve">1.2. Không bao gồm: {o_15} (nội thất rời, thiết bị bếp, điều hòa, cổng rào, sân vườn {o_16}).</w:t>
       </w:r>
     </w:p>
     <w:p>
@@ -871,7 +955,7 @@
           <w:sz w:val="26"/>
           <w:szCs w:val="26"/>
         </w:rPr>
-        <w:t xml:space="preserve">Bên B lập bảng nhu cầu vật tư hoàn thiện kèm khối lượng và thời điểm cần có trước …… (mặc định: 07) ngày;</w:t>
+        <w:t xml:space="preserve">Bên B lập bảng nhu cầu vật tư hoàn thiện kèm khối lượng và thời điểm cần có trước {o_17}  ngày;</w:t>
       </w:r>
     </w:p>
     <w:p>
@@ -909,7 +993,7 @@
           <w:sz w:val="26"/>
           <w:szCs w:val="26"/>
         </w:rPr>
-        <w:t xml:space="preserve">Định mức hao hụt cho phép: gạch ốp lát …… % (mặc định: 5%), sơn …… %; vượt định mức do lỗi thi công thì Bên B bồi thường theo giá mua;</w:t>
+        <w:t xml:space="preserve">Định mức hao hụt cho phép: gạch ốp lát {o_18} %, sơn {o_19} %; vượt định mức do lỗi thi công thì Bên B bồi thường theo giá mua;</w:t>
       </w:r>
     </w:p>
     <w:p>
@@ -928,7 +1012,7 @@
           <w:sz w:val="26"/>
           <w:szCs w:val="26"/>
         </w:rPr>
-        <w:t xml:space="preserve">Bên A giao vật tư chậm hoặc sai chủng loại thì tiến độ được gia hạn tương ứng; thợ phải chờ quá …… ngày thì Bên A chịu chi phí chờ việc ……… đồng/ngày công.</w:t>
+        <w:t xml:space="preserve">Bên A giao vật tư chậm hoặc sai chủng loại thì tiến độ được gia hạn tương ứng; thợ phải chờ quá {o_20} ngày thì Bên A chịu chi phí chờ việc {o_21} đồng/ngày công.</w:t>
       </w:r>
     </w:p>
     <w:p>
@@ -1186,7 +1270,7 @@
                 <w:sz w:val="24"/>
                 <w:szCs w:val="24"/>
               </w:rPr>
-              <w:t xml:space="preserve">………</w:t>
+              <w:t xml:space="preserve">{o_22}</w:t>
             </w:r>
           </w:p>
         </w:tc>
@@ -1287,7 +1371,7 @@
                 <w:sz w:val="24"/>
                 <w:szCs w:val="24"/>
               </w:rPr>
-              <w:t xml:space="preserve">………</w:t>
+              <w:t xml:space="preserve">{o_23}</w:t>
             </w:r>
           </w:p>
         </w:tc>
@@ -1388,7 +1472,7 @@
                 <w:sz w:val="24"/>
                 <w:szCs w:val="24"/>
               </w:rPr>
-              <w:t xml:space="preserve">………</w:t>
+              <w:t xml:space="preserve">{o_24}</w:t>
             </w:r>
           </w:p>
         </w:tc>
@@ -3414,7 +3498,7 @@
                 <w:sz w:val="24"/>
                 <w:szCs w:val="24"/>
               </w:rPr>
-              <w:t xml:space="preserve">Tầng 2 … tầng n</w:t>
+              <w:t xml:space="preserve">Tầng 2 {o_25} tầng n</w:t>
             </w:r>
           </w:p>
         </w:tc>
@@ -4578,7 +4662,7 @@
           <w:sz w:val="26"/>
           <w:szCs w:val="26"/>
         </w:rPr>
-        <w:t xml:space="preserve"> (Bằng chữ: {gia_tri_bang_chu}), [đã bao gồm/chưa bao gồm] thuế GTGT. Diện tích thực tế thi công khác so với bảng trên quá …… % thì quyết toán theo diện tích thực tế.</w:t>
+        <w:t xml:space="preserve"> (Bằng chữ: {gia_tri_bang_chu}), {c_1} thuế GTGT. Diện tích thực tế thi công khác so với bảng trên quá {o_26} % thì quyết toán theo diện tích thực tế.</w:t>
       </w:r>
     </w:p>
     <w:p>
@@ -4624,12 +4708,26 @@
         <w:jc w:val="both"/>
       </w:pPr>
       <w:r>
-        <w:rPr>
-          <w:rFonts w:ascii="Times New Roman" w:cs="Times New Roman" w:eastAsia="Times New Roman" w:hAnsi="Times New Roman"/>
-          <w:sz w:val="26"/>
-          <w:szCs w:val="26"/>
-        </w:rPr>
-        <w:t xml:space="preserve">☐ </w:t>
+        <w:t xml:space="preserve">{#pa_2_a}</w:t>
+      </w:r>
+    </w:p>
+    <w:p>
+      <w:pPr>
+        <w:pBdr>
+          <w:left w:val="single" w:color="4F81BD" w:sz="18" w:space="6"/>
+        </w:pBdr>
+        <w:shd w:fill="EAF1FB" w:color="auto" w:val="clear"/>
+        <w:spacing w:after="40" w:before="20" w:line="288"/>
+        <w:ind w:left="360"/>
+        <w:jc w:val="both"/>
+      </w:pPr>
+      <w:r>
+        <w:rPr>
+          <w:rFonts w:ascii="Times New Roman" w:cs="Times New Roman" w:eastAsia="Times New Roman" w:hAnsi="Times New Roman"/>
+          <w:sz w:val="26"/>
+          <w:szCs w:val="26"/>
+        </w:rPr>
+        <w:t xml:space="preserve">{pa_2_a_o} </w:t>
       </w:r>
       <w:r>
         <w:rPr>
@@ -4959,20 +5057,6 @@
     </w:tbl>
     <w:p>
       <w:pPr>
-        <w:spacing w:after="60" w:before="40" w:line="288"/>
-        <w:jc w:val="both"/>
-      </w:pPr>
-      <w:r>
-        <w:rPr>
-          <w:rFonts w:ascii="Times New Roman" w:cs="Times New Roman" w:eastAsia="Times New Roman" w:hAnsi="Times New Roman"/>
-          <w:sz w:val="26"/>
-          <w:szCs w:val="26"/>
-        </w:rPr>
-        <w:t xml:space="preserve"/>
-      </w:r>
-    </w:p>
-    <w:p>
-      <w:pPr>
         <w:pBdr>
           <w:left w:val="single" w:color="4F81BD" w:sz="18" w:space="6"/>
         </w:pBdr>
@@ -4982,468 +5066,21 @@
         <w:jc w:val="both"/>
       </w:pPr>
       <w:r>
-        <w:rPr>
-          <w:rFonts w:ascii="Times New Roman" w:cs="Times New Roman" w:eastAsia="Times New Roman" w:hAnsi="Times New Roman"/>
-          <w:sz w:val="26"/>
-          <w:szCs w:val="26"/>
-        </w:rPr>
-        <w:t xml:space="preserve">☐ </w:t>
-      </w:r>
-      <w:r>
-        <w:rPr>
-          <w:rFonts w:ascii="Times New Roman" w:cs="Times New Roman" w:eastAsia="Times New Roman" w:hAnsi="Times New Roman"/>
-          <w:b/>
-          <w:bCs/>
-          <w:sz w:val="26"/>
-          <w:szCs w:val="26"/>
-        </w:rPr>
-        <w:t xml:space="preserve">Phương án B:</w:t>
-      </w:r>
-      <w:r>
-        <w:rPr>
-          <w:rFonts w:ascii="Times New Roman" w:cs="Times New Roman" w:eastAsia="Times New Roman" w:hAnsi="Times New Roman"/>
-          <w:sz w:val="26"/>
-          <w:szCs w:val="26"/>
-        </w:rPr>
-        <w:t xml:space="preserve"> </w:t>
-      </w:r>
-      <w:r>
-        <w:rPr>
-          <w:rFonts w:ascii="Times New Roman" w:cs="Times New Roman" w:eastAsia="Times New Roman" w:hAnsi="Times New Roman"/>
-          <w:b/>
-          <w:bCs/>
-          <w:sz w:val="26"/>
-          <w:szCs w:val="26"/>
-        </w:rPr>
-        <w:t xml:space="preserve">Hoàn thiện (Phương án B):</w:t>
-      </w:r>
-      <w:r>
-        <w:rPr>
-          <w:rFonts w:ascii="Times New Roman" w:cs="Times New Roman" w:eastAsia="Times New Roman" w:hAnsi="Times New Roman"/>
-          <w:sz w:val="26"/>
-          <w:szCs w:val="26"/>
-        </w:rPr>
-        <w:t xml:space="preserve"> 30% khi ký hợp đồng; 30% khi hoàn thành ốp lát, trần; 35% khi bàn giao; 5% giữ lại bảo hành.</w:t>
-      </w:r>
-    </w:p>
-    <w:p>
-      <w:pPr>
-        <w:spacing w:after="80" w:before="40" w:line="288"/>
-        <w:jc w:val="both"/>
-      </w:pPr>
-      <w:r>
-        <w:rPr>
-          <w:rFonts w:ascii="Times New Roman" w:cs="Times New Roman" w:eastAsia="Times New Roman" w:hAnsi="Times New Roman"/>
-          <w:sz w:val="26"/>
-          <w:szCs w:val="26"/>
-        </w:rPr>
-        <w:t xml:space="preserve">4.1. Thời hạn thanh toán: trong vòng …… (mặc định: 05) ngày làm việc kể từ ngày nghiệm thu mốc. Chậm thanh toán quá …… ngày, Bên B được tạm dừng thi công và tiến độ được gia hạn tương ứng.</w:t>
-      </w:r>
-    </w:p>
-    <w:p>
-      <w:pPr>
-        <w:pStyle w:val="Heading2"/>
-        <w:keepNext/>
-        <w:spacing w:after="80" w:before="200" w:line="288"/>
-        <w:jc w:val="both"/>
-      </w:pPr>
-      <w:r>
-        <w:rPr>
-          <w:rFonts w:ascii="Times New Roman" w:cs="Times New Roman" w:eastAsia="Times New Roman" w:hAnsi="Times New Roman"/>
-          <w:b/>
-          <w:bCs/>
-          <w:sz w:val="26"/>
-          <w:szCs w:val="26"/>
-        </w:rPr>
-        <w:t xml:space="preserve">Điều 5. Tiến độ</w:t>
-      </w:r>
-    </w:p>
-    <w:p>
-      <w:pPr>
-        <w:spacing w:after="80" w:before="40" w:line="288"/>
-        <w:jc w:val="both"/>
-      </w:pPr>
-      <w:r>
-        <w:rPr>
-          <w:rFonts w:ascii="Times New Roman" w:cs="Times New Roman" w:eastAsia="Times New Roman" w:hAnsi="Times New Roman"/>
-          <w:sz w:val="26"/>
-          <w:szCs w:val="26"/>
-        </w:rPr>
-        <w:t xml:space="preserve">5.1. Ngày khởi công: …… /…… /20……. Thời gian thi công: …… ngày (Phương án A/C) hoặc …… ngày (Phương án B), theo tiến độ đính kèm.</w:t>
-      </w:r>
-    </w:p>
-    <w:p>
-      <w:pPr>
-        <w:spacing w:after="80" w:before="40" w:line="288"/>
-        <w:jc w:val="both"/>
-      </w:pPr>
-      <w:r>
-        <w:rPr>
-          <w:rFonts w:ascii="Times New Roman" w:cs="Times New Roman" w:eastAsia="Times New Roman" w:hAnsi="Times New Roman"/>
-          <w:sz w:val="26"/>
-          <w:szCs w:val="26"/>
-        </w:rPr>
-        <w:t xml:space="preserve">5.2. Tiến độ được gia hạn trong các trường hợp: Bên A chậm thanh toán, chậm giao vật tư, chậm chọn mẫu; phát sinh, thay đổi thiết kế; thời tiết bất lợi kéo dài; tranh chấp với hàng xóm hoặc cơ quan có thẩm quyền yêu cầu dừng không do lỗi của Bên B; bất khả kháng.</w:t>
-      </w:r>
-    </w:p>
-    <w:p>
-      <w:pPr>
-        <w:pStyle w:val="Heading2"/>
-        <w:keepNext/>
-        <w:spacing w:after="80" w:before="200" w:line="288"/>
-        <w:jc w:val="both"/>
-      </w:pPr>
-      <w:r>
-        <w:rPr>
-          <w:rFonts w:ascii="Times New Roman" w:cs="Times New Roman" w:eastAsia="Times New Roman" w:hAnsi="Times New Roman"/>
-          <w:b/>
-          <w:bCs/>
-          <w:sz w:val="26"/>
-          <w:szCs w:val="26"/>
-        </w:rPr>
-        <w:t xml:space="preserve">Điều 6. Chất lượng, nghiệm thu, an toàn</w:t>
-      </w:r>
-    </w:p>
-    <w:p>
-      <w:pPr>
-        <w:spacing w:after="80" w:before="40" w:line="288"/>
-        <w:jc w:val="both"/>
-      </w:pPr>
-      <w:r>
-        <w:rPr>
-          <w:rFonts w:ascii="Times New Roman" w:cs="Times New Roman" w:eastAsia="Times New Roman" w:hAnsi="Times New Roman"/>
-          <w:sz w:val="26"/>
-          <w:szCs w:val="26"/>
-        </w:rPr>
-        <w:t xml:space="preserve">6.1. Bên B thi công đúng thiết kế, tiêu chuẩn kỹ thuật; bố trí kỹ sư giám sát; nghiệm thu các công việc khuất (cốt thép, đường ống âm, chống thấm) có sự chứng kiến hoặc xác nhận qua ảnh/video của Bên A trước khi che lấp.</w:t>
-      </w:r>
-    </w:p>
-    <w:p>
-      <w:pPr>
-        <w:spacing w:after="80" w:before="40" w:line="288"/>
-        <w:jc w:val="both"/>
-      </w:pPr>
-      <w:r>
-        <w:rPr>
-          <w:rFonts w:ascii="Times New Roman" w:cs="Times New Roman" w:eastAsia="Times New Roman" w:hAnsi="Times New Roman"/>
-          <w:sz w:val="26"/>
-          <w:szCs w:val="26"/>
-        </w:rPr>
-        <w:t xml:space="preserve">6.2. Trước khởi công, các bên lập biên bản khảo sát hiện trạng nhà liền kề (Phương án A, C). Bên B bồi thường thiệt hại do lỗi thi công của mình gây ra cho bên thứ ba.</w:t>
-      </w:r>
-    </w:p>
-    <w:p>
-      <w:pPr>
-        <w:spacing w:after="80" w:before="40" w:line="288"/>
-        <w:jc w:val="both"/>
-      </w:pPr>
-      <w:r>
-        <w:rPr>
-          <w:rFonts w:ascii="Times New Roman" w:cs="Times New Roman" w:eastAsia="Times New Roman" w:hAnsi="Times New Roman"/>
-          <w:sz w:val="26"/>
-          <w:szCs w:val="26"/>
-        </w:rPr>
-        <w:t xml:space="preserve">6.3. Bên B chịu trách nhiệm về an toàn lao động của thợ; Bên A cung cấp điện, nước thi công tại điểm đấu nối [và chịu tiền điện nước – nếu thỏa thuận].</w:t>
-      </w:r>
-    </w:p>
-    <w:p>
-      <w:pPr>
-        <w:pStyle w:val="Heading2"/>
-        <w:keepNext/>
-        <w:spacing w:after="80" w:before="200" w:line="288"/>
-        <w:jc w:val="both"/>
-      </w:pPr>
-      <w:r>
-        <w:rPr>
-          <w:rFonts w:ascii="Times New Roman" w:cs="Times New Roman" w:eastAsia="Times New Roman" w:hAnsi="Times New Roman"/>
-          <w:b/>
-          <w:bCs/>
-          <w:sz w:val="26"/>
-          <w:szCs w:val="26"/>
-        </w:rPr>
-        <w:t xml:space="preserve">Điều 7. Phát sinh</w:t>
-      </w:r>
-    </w:p>
-    <w:p>
-      <w:pPr>
-        <w:spacing w:after="80" w:before="40" w:line="288"/>
-        <w:jc w:val="both"/>
-      </w:pPr>
-      <w:r>
-        <w:rPr>
-          <w:rFonts w:ascii="Times New Roman" w:cs="Times New Roman" w:eastAsia="Times New Roman" w:hAnsi="Times New Roman"/>
-          <w:sz w:val="26"/>
-          <w:szCs w:val="26"/>
-        </w:rPr>
-        <w:t xml:space="preserve">7.1. Mọi thay đổi theo yêu cầu của Bên A được báo giá trước và ký phụ lục (mẫu NVO-DC-01) trước khi thực hiện, trừ trường hợp khẩn cấp vì an toàn.</w:t>
-      </w:r>
-    </w:p>
-    <w:p>
-      <w:pPr>
-        <w:spacing w:after="80" w:before="40" w:line="288"/>
-        <w:jc w:val="both"/>
-      </w:pPr>
-      <w:r>
-        <w:rPr>
-          <w:rFonts w:ascii="Times New Roman" w:cs="Times New Roman" w:eastAsia="Times New Roman" w:hAnsi="Times New Roman"/>
-          <w:sz w:val="26"/>
-          <w:szCs w:val="26"/>
-        </w:rPr>
-        <w:t xml:space="preserve">7.2. Đơn giá phát sinh áp dụng đơn giá hợp đồng; hạng mục chưa có đơn giá thì thỏa thuận theo giá thị trường.</w:t>
-      </w:r>
-    </w:p>
-    <w:p>
-      <w:pPr>
-        <w:pStyle w:val="Heading2"/>
-        <w:keepNext/>
-        <w:spacing w:after="80" w:before="200" w:line="288"/>
-        <w:jc w:val="both"/>
-      </w:pPr>
-      <w:r>
-        <w:rPr>
-          <w:rFonts w:ascii="Times New Roman" w:cs="Times New Roman" w:eastAsia="Times New Roman" w:hAnsi="Times New Roman"/>
-          <w:b/>
-          <w:bCs/>
-          <w:sz w:val="26"/>
-          <w:szCs w:val="26"/>
-        </w:rPr>
-        <w:t xml:space="preserve">Điều 8. Bảo hành</w:t>
-      </w:r>
-    </w:p>
-    <w:p>
-      <w:pPr>
-        <w:spacing w:after="80" w:before="40" w:line="288"/>
-        <w:jc w:val="both"/>
-      </w:pPr>
-      <w:r>
-        <w:rPr>
-          <w:rFonts w:ascii="Times New Roman" w:cs="Times New Roman" w:eastAsia="Times New Roman" w:hAnsi="Times New Roman"/>
-          <w:sz w:val="26"/>
-          <w:szCs w:val="26"/>
-        </w:rPr>
-        <w:t xml:space="preserve">8.1. Thời hạn bảo hành tính từ ngày bàn giao: kết cấu …… năm (mặc định: 05 năm, Phương án A/C); chống thấm …… năm; phần hoàn thiện do Bên B thi công …… tháng (mặc định: 12).</w:t>
-      </w:r>
-    </w:p>
-    <w:p>
-      <w:pPr>
-        <w:spacing w:after="80" w:before="40" w:line="288"/>
-        <w:jc w:val="both"/>
-      </w:pPr>
-      <w:r>
-        <w:rPr>
-          <w:rFonts w:ascii="Times New Roman" w:cs="Times New Roman" w:eastAsia="Times New Roman" w:hAnsi="Times New Roman"/>
-          <w:sz w:val="26"/>
-          <w:szCs w:val="26"/>
-        </w:rPr>
-        <w:t xml:space="preserve">8.2. Tiền bảo hành: giữ lại 5% giá trị quyết toán, hoàn trả trong vòng …… ngày sau khi hết thời hạn bảo hành hoàn thiện.</w:t>
-      </w:r>
-    </w:p>
-    <w:p>
-      <w:pPr>
-        <w:spacing w:after="80" w:before="40" w:line="288"/>
-        <w:jc w:val="both"/>
-      </w:pPr>
-      <w:r>
-        <w:rPr>
-          <w:rFonts w:ascii="Times New Roman" w:cs="Times New Roman" w:eastAsia="Times New Roman" w:hAnsi="Times New Roman"/>
-          <w:sz w:val="26"/>
-          <w:szCs w:val="26"/>
-        </w:rPr>
-        <w:t xml:space="preserve">8.3. Bên B không bảo hành đối với vật tư do Bên A cung cấp (chỉ bảo hành phần nhân công lắp đặt), hư hỏng do sử dụng sai hoặc bên khác thi công.</w:t>
-      </w:r>
-    </w:p>
-    <w:p>
-      <w:pPr>
-        <w:pStyle w:val="Heading2"/>
-        <w:keepNext/>
-        <w:spacing w:after="80" w:before="200" w:line="288"/>
-        <w:jc w:val="both"/>
-      </w:pPr>
-      <w:r>
-        <w:rPr>
-          <w:rFonts w:ascii="Times New Roman" w:cs="Times New Roman" w:eastAsia="Times New Roman" w:hAnsi="Times New Roman"/>
-          <w:b/>
-          <w:bCs/>
-          <w:sz w:val="26"/>
-          <w:szCs w:val="26"/>
-        </w:rPr>
-        <w:t xml:space="preserve">Điều 9. Phạt vi phạm</w:t>
-      </w:r>
-    </w:p>
-    <w:p>
-      <w:pPr>
-        <w:spacing w:after="80" w:before="40" w:line="288"/>
-        <w:jc w:val="both"/>
-      </w:pPr>
-      <w:r>
-        <w:rPr>
-          <w:rFonts w:ascii="Times New Roman" w:cs="Times New Roman" w:eastAsia="Times New Roman" w:hAnsi="Times New Roman"/>
-          <w:sz w:val="26"/>
-          <w:szCs w:val="26"/>
-        </w:rPr>
-        <w:t xml:space="preserve">9.1. Bên B chậm tiến độ do lỗi của mình bị phạt …… % (mặc định: 0,05%) giá hợp đồng cho mỗi ngày chậm; tổng mức phạt không vượt quá …… % (mặc định: 12%) giá trị phần hợp đồng bị vi phạm.</w:t>
-      </w:r>
-    </w:p>
-    <w:p>
-      <w:pPr>
-        <w:spacing w:after="80" w:before="40" w:line="288"/>
-        <w:jc w:val="both"/>
-      </w:pPr>
-      <w:r>
-        <w:rPr>
-          <w:rFonts w:ascii="Times New Roman" w:cs="Times New Roman" w:eastAsia="Times New Roman" w:hAnsi="Times New Roman"/>
-          <w:sz w:val="26"/>
-          <w:szCs w:val="26"/>
-        </w:rPr>
-        <w:t xml:space="preserve">9.2. Bên A chậm thanh toán chịu lãi chậm trả …… %/tháng trên số tiền chậm trả.</w:t>
-      </w:r>
-    </w:p>
-    <w:p>
-      <w:pPr>
-        <w:spacing w:after="80" w:before="40" w:line="288"/>
-        <w:jc w:val="both"/>
-      </w:pPr>
-      <w:r>
-        <w:rPr>
-          <w:rFonts w:ascii="Times New Roman" w:cs="Times New Roman" w:eastAsia="Times New Roman" w:hAnsi="Times New Roman"/>
-          <w:sz w:val="26"/>
-          <w:szCs w:val="26"/>
-        </w:rPr>
-        <w:t xml:space="preserve">9.3. Bên nào đơn phương chấm dứt hợp đồng trái thỏa thuận phải bồi thường thiệt hại thực tế cho bên kia và chịu phạt …… % giá trị phần hợp đồng còn lại.</w:t>
-      </w:r>
-    </w:p>
-    <w:p>
-      <w:pPr>
-        <w:pStyle w:val="Heading2"/>
-        <w:keepNext/>
-        <w:spacing w:after="80" w:before="200" w:line="288"/>
-        <w:jc w:val="both"/>
-      </w:pPr>
-      <w:r>
-        <w:rPr>
-          <w:rFonts w:ascii="Times New Roman" w:cs="Times New Roman" w:eastAsia="Times New Roman" w:hAnsi="Times New Roman"/>
-          <w:b/>
-          <w:bCs/>
-          <w:sz w:val="26"/>
-          <w:szCs w:val="26"/>
-        </w:rPr>
-        <w:t xml:space="preserve">Điều 10. Sự kiện bất khả kháng và hoàn cảnh thay đổi cơ bản</w:t>
-      </w:r>
-    </w:p>
-    <w:p>
-      <w:pPr>
-        <w:spacing w:after="80" w:before="40" w:line="288"/>
-        <w:jc w:val="both"/>
-      </w:pPr>
-      <w:r>
-        <w:rPr>
-          <w:rFonts w:ascii="Times New Roman" w:cs="Times New Roman" w:eastAsia="Times New Roman" w:hAnsi="Times New Roman"/>
-          <w:sz w:val="26"/>
-          <w:szCs w:val="26"/>
-        </w:rPr>
-        <w:t xml:space="preserve">10.1. Sự kiện bất khả kháng là sự kiện xảy ra khách quan, không thể lường trước và không thể khắc phục được mặc dù đã áp dụng mọi biện pháp cần thiết trong khả năng cho phép, gồm: thiên tai, hỏa hoạn không do lỗi của các bên, dịch bệnh được cơ quan có thẩm quyền công bố, chiến tranh, bạo loạn, quyết định của cơ quan nhà nước có thẩm quyền làm ngưng trệ việc thực hiện hợp đồng và các trường hợp khác theo quy định của pháp luật.</w:t>
-      </w:r>
-    </w:p>
-    <w:p>
-      <w:pPr>
-        <w:spacing w:after="80" w:before="40" w:line="288"/>
-        <w:jc w:val="both"/>
-      </w:pPr>
-      <w:r>
-        <w:rPr>
-          <w:rFonts w:ascii="Times New Roman" w:cs="Times New Roman" w:eastAsia="Times New Roman" w:hAnsi="Times New Roman"/>
-          <w:sz w:val="26"/>
-          <w:szCs w:val="26"/>
-        </w:rPr>
-        <w:t xml:space="preserve">10.2. Bên gặp sự kiện bất khả kháng phải thông báo bằng văn bản cho bên kia trong vòng 03 (ba) ngày làm việc kể từ khi sự kiện xảy ra, kèm bằng chứng hợp lý, và áp dụng mọi biện pháp để hạn chế thiệt hại.</w:t>
-      </w:r>
-    </w:p>
-    <w:p>
-      <w:pPr>
-        <w:spacing w:after="80" w:before="40" w:line="288"/>
-        <w:jc w:val="both"/>
-      </w:pPr>
-      <w:r>
-        <w:rPr>
-          <w:rFonts w:ascii="Times New Roman" w:cs="Times New Roman" w:eastAsia="Times New Roman" w:hAnsi="Times New Roman"/>
-          <w:sz w:val="26"/>
-          <w:szCs w:val="26"/>
-        </w:rPr>
-        <w:t xml:space="preserve">10.3. Thời gian bị ảnh hưởng bởi sự kiện bất khả kháng không tính vào thời hạn thực hiện hợp đồng. Không bên nào bị phạt hoặc phải bồi thường do không thực hiện nghĩa vụ vì sự kiện bất khả kháng.</w:t>
-      </w:r>
-    </w:p>
-    <w:p>
-      <w:pPr>
-        <w:spacing w:after="80" w:before="40" w:line="288"/>
-        <w:jc w:val="both"/>
-      </w:pPr>
-      <w:r>
-        <w:rPr>
-          <w:rFonts w:ascii="Times New Roman" w:cs="Times New Roman" w:eastAsia="Times New Roman" w:hAnsi="Times New Roman"/>
-          <w:sz w:val="26"/>
-          <w:szCs w:val="26"/>
-        </w:rPr>
-        <w:t xml:space="preserve">10.4. Nếu sự kiện bất khả kháng kéo dài quá …… (mặc định: 60) ngày liên tục, mỗi bên có quyền chấm dứt hợp đồng bằng văn bản; các bên thanh toán cho nhau phần công việc, hàng hóa đã thực hiện và được nghiệm thu đến thời điểm chấm dứt.</w:t>
-      </w:r>
-    </w:p>
-    <w:p>
-      <w:pPr>
-        <w:spacing w:after="80" w:before="40" w:line="288"/>
-        <w:jc w:val="both"/>
-      </w:pPr>
-      <w:r>
-        <w:rPr>
-          <w:rFonts w:ascii="Times New Roman" w:cs="Times New Roman" w:eastAsia="Times New Roman" w:hAnsi="Times New Roman"/>
-          <w:sz w:val="26"/>
-          <w:szCs w:val="26"/>
-        </w:rPr>
-        <w:t xml:space="preserve">10.5. Khi hoàn cảnh thay đổi cơ bản theo Điều 420 Bộ luật Dân sự (ví dụ: giá vật liệu chính biến động bất thường vượt quá …… % so với thời điểm ký), bên bị ảnh hưởng có quyền đề nghị đàm phán lại phần giá và tiến độ liên quan trong thời hạn hợp lý.</w:t>
-      </w:r>
-    </w:p>
-    <w:p>
-      <w:pPr>
-        <w:pStyle w:val="Heading2"/>
-        <w:keepNext/>
-        <w:spacing w:after="80" w:before="200" w:line="288"/>
-        <w:jc w:val="both"/>
-      </w:pPr>
-      <w:r>
-        <w:rPr>
-          <w:rFonts w:ascii="Times New Roman" w:cs="Times New Roman" w:eastAsia="Times New Roman" w:hAnsi="Times New Roman"/>
-          <w:b/>
-          <w:bCs/>
-          <w:sz w:val="26"/>
-          <w:szCs w:val="26"/>
-        </w:rPr>
-        <w:t xml:space="preserve">Điều 11. Giải quyết tranh chấp</w:t>
-      </w:r>
-    </w:p>
-    <w:p>
-      <w:pPr>
-        <w:spacing w:after="80" w:before="40" w:line="288"/>
-        <w:jc w:val="both"/>
-      </w:pPr>
-      <w:r>
-        <w:rPr>
-          <w:rFonts w:ascii="Times New Roman" w:cs="Times New Roman" w:eastAsia="Times New Roman" w:hAnsi="Times New Roman"/>
-          <w:sz w:val="26"/>
-          <w:szCs w:val="26"/>
-        </w:rPr>
-        <w:t xml:space="preserve">11.1. Khi phát sinh tranh chấp, các bên ưu tiên thương lượng, hòa giải trên tinh thần thiện chí. Bên nhận được yêu cầu giải quyết phải trả lời bằng văn bản trong vòng 07 (bảy) ngày làm việc.</w:t>
-      </w:r>
-    </w:p>
-    <w:p>
-      <w:pPr>
-        <w:spacing w:after="80" w:before="40" w:line="288"/>
-        <w:jc w:val="both"/>
-      </w:pPr>
-      <w:r>
-        <w:rPr>
-          <w:rFonts w:ascii="Times New Roman" w:cs="Times New Roman" w:eastAsia="Times New Roman" w:hAnsi="Times New Roman"/>
-          <w:sz w:val="26"/>
-          <w:szCs w:val="26"/>
-        </w:rPr>
-        <w:t xml:space="preserve">11.2. Trường hợp thương lượng không thành trong vòng 30 (ba mươi) ngày kể từ ngày một bên gửi yêu cầu, tranh chấp được giải quyết theo phương án sau:</w:t>
+        <w:t xml:space="preserve">{/pa_2_a}</w:t>
+      </w:r>
+    </w:p>
+    <w:p>
+      <w:pPr>
+        <w:spacing w:after="60" w:before="40" w:line="288"/>
+        <w:jc w:val="both"/>
+      </w:pPr>
+      <w:r>
+        <w:rPr>
+          <w:rFonts w:ascii="Times New Roman" w:cs="Times New Roman" w:eastAsia="Times New Roman" w:hAnsi="Times New Roman"/>
+          <w:sz w:val="26"/>
+          <w:szCs w:val="26"/>
+        </w:rPr>
+        <w:t xml:space="preserve"/>
       </w:r>
     </w:p>
     <w:p>
@@ -5457,30 +5094,7 @@
         <w:jc w:val="both"/>
       </w:pPr>
       <w:r>
-        <w:rPr>
-          <w:rFonts w:ascii="Times New Roman" w:cs="Times New Roman" w:eastAsia="Times New Roman" w:hAnsi="Times New Roman"/>
-          <w:sz w:val="26"/>
-          <w:szCs w:val="26"/>
-        </w:rPr>
-        <w:t xml:space="preserve">☐ </w:t>
-      </w:r>
-      <w:r>
-        <w:rPr>
-          <w:rFonts w:ascii="Times New Roman" w:cs="Times New Roman" w:eastAsia="Times New Roman" w:hAnsi="Times New Roman"/>
-          <w:b/>
-          <w:bCs/>
-          <w:sz w:val="26"/>
-          <w:szCs w:val="26"/>
-        </w:rPr>
-        <w:t xml:space="preserve">Phương án A:</w:t>
-      </w:r>
-      <w:r>
-        <w:rPr>
-          <w:rFonts w:ascii="Times New Roman" w:cs="Times New Roman" w:eastAsia="Times New Roman" w:hAnsi="Times New Roman"/>
-          <w:sz w:val="26"/>
-          <w:szCs w:val="26"/>
-        </w:rPr>
-        <w:t xml:space="preserve"> Tòa án nhân dân có thẩm quyền theo quy định của pháp luật tố tụng dân sự giải quyết theo quy định của pháp luật Việt Nam.</w:t>
+        <w:t xml:space="preserve">{#pa_3_b}</w:t>
       </w:r>
     </w:p>
     <w:p>
@@ -5499,7 +5113,7 @@
           <w:sz w:val="26"/>
           <w:szCs w:val="26"/>
         </w:rPr>
-        <w:t xml:space="preserve">☐ </w:t>
+        <w:t xml:space="preserve">{pa_3_b_o} </w:t>
       </w:r>
       <w:r>
         <w:rPr>
@@ -5517,7 +5131,39 @@
           <w:sz w:val="26"/>
           <w:szCs w:val="26"/>
         </w:rPr>
-        <w:t xml:space="preserve"> Trung tâm Trọng tài Quốc tế Việt Nam (VIAC) giải quyết theo Quy tắc tố tụng trọng tài của Trung tâm này; phán quyết trọng tài là chung thẩm. Số trọng tài viên: 01; địa điểm: Hà Nội; ngôn ngữ: tiếng Việt.</w:t>
+        <w:t xml:space="preserve"> </w:t>
+      </w:r>
+      <w:r>
+        <w:rPr>
+          <w:rFonts w:ascii="Times New Roman" w:cs="Times New Roman" w:eastAsia="Times New Roman" w:hAnsi="Times New Roman"/>
+          <w:b/>
+          <w:bCs/>
+          <w:sz w:val="26"/>
+          <w:szCs w:val="26"/>
+        </w:rPr>
+        <w:t xml:space="preserve">Hoàn thiện (Phương án B):</w:t>
+      </w:r>
+      <w:r>
+        <w:rPr>
+          <w:rFonts w:ascii="Times New Roman" w:cs="Times New Roman" w:eastAsia="Times New Roman" w:hAnsi="Times New Roman"/>
+          <w:sz w:val="26"/>
+          <w:szCs w:val="26"/>
+        </w:rPr>
+        <w:t xml:space="preserve"> 30% khi ký hợp đồng; 30% khi hoàn thành ốp lát, trần; 35% khi bàn giao; 5% giữ lại bảo hành.</w:t>
+      </w:r>
+    </w:p>
+    <w:p>
+      <w:pPr>
+        <w:pBdr>
+          <w:left w:val="single" w:color="4F81BD" w:sz="18" w:space="6"/>
+        </w:pBdr>
+        <w:shd w:fill="EAF1FB" w:color="auto" w:val="clear"/>
+        <w:spacing w:after="40" w:before="20" w:line="288"/>
+        <w:ind w:left="360"/>
+        <w:jc w:val="both"/>
+      </w:pPr>
+      <w:r>
+        <w:t xml:space="preserve">{/pa_3_b}</w:t>
       </w:r>
     </w:p>
     <w:p>
@@ -5531,7 +5177,7 @@
           <w:sz w:val="26"/>
           <w:szCs w:val="26"/>
         </w:rPr>
-        <w:t xml:space="preserve">11.3. Trong thời gian giải quyết tranh chấp, các bên tiếp tục thực hiện các nghĩa vụ không bị tranh chấp, trừ khi hợp đồng đã chấm dứt.</w:t>
+        <w:t xml:space="preserve">4.1. Thời hạn thanh toán: trong vòng {o_27}  ngày làm việc kể từ ngày nghiệm thu mốc. Chậm thanh toán quá {o_28} ngày, Bên B được tạm dừng thi công và tiến độ được gia hạn tương ứng.</w:t>
       </w:r>
     </w:p>
     <w:p>
@@ -5549,7 +5195,7 @@
           <w:sz w:val="26"/>
           <w:szCs w:val="26"/>
         </w:rPr>
-        <w:t xml:space="preserve">Điều 12. Thông báo và đại diện liên lạc</w:t>
+        <w:t xml:space="preserve">Điều 5. Tiến độ</w:t>
       </w:r>
     </w:p>
     <w:p>
@@ -5563,7 +5209,7 @@
           <w:sz w:val="26"/>
           <w:szCs w:val="26"/>
         </w:rPr>
-        <w:t xml:space="preserve">12.1. Mọi thông báo, yêu cầu, chấp thuận theo hợp đồng phải lập bằng văn bản và gửi trực tiếp, qua bưu điện hoặc thư điện tử tới địa chỉ nêu tại phần thông tin các bên. Thông báo qua thư điện tử có giá trị khi gửi từ/tới địa chỉ đã đăng ký dưới đây.</w:t>
+        <w:t xml:space="preserve">5.1. Ngày khởi công: {o_29} /20{o_30}. Thời gian thi công: {o_31} ngày (Phương án A/C) hoặc {o_32} ngày (Phương án B), theo tiến độ đính kèm.</w:t>
       </w:r>
     </w:p>
     <w:p>
@@ -5577,21 +5223,7 @@
           <w:sz w:val="26"/>
           <w:szCs w:val="26"/>
         </w:rPr>
-        <w:t xml:space="preserve">12.2. Đại diện liên lạc: Bên A: ………………… – ĐT: ………… – Email: …………; Bên B: ………………… – ĐT: ………… – Email: …………</w:t>
-      </w:r>
-    </w:p>
-    <w:p>
-      <w:pPr>
-        <w:spacing w:after="80" w:before="40" w:line="288"/>
-        <w:jc w:val="both"/>
-      </w:pPr>
-      <w:r>
-        <w:rPr>
-          <w:rFonts w:ascii="Times New Roman" w:cs="Times New Roman" w:eastAsia="Times New Roman" w:hAnsi="Times New Roman"/>
-          <w:sz w:val="26"/>
-          <w:szCs w:val="26"/>
-        </w:rPr>
-        <w:t xml:space="preserve">12.3. Tin nhắn qua ứng dụng (Zalo, …) chỉ dùng để trao đổi điều hành, không thay thế văn bản đối với các nội dung về giá, khối lượng phát sinh, tiến độ và chấm dứt hợp đồng.</w:t>
+        <w:t xml:space="preserve">5.2. Tiến độ được gia hạn trong các trường hợp: Bên A chậm thanh toán, chậm giao vật tư, chậm chọn mẫu; phát sinh, thay đổi thiết kế; thời tiết bất lợi kéo dài; tranh chấp với hàng xóm hoặc cơ quan có thẩm quyền yêu cầu dừng không do lỗi của Bên B; bất khả kháng.</w:t>
       </w:r>
     </w:p>
     <w:p>
@@ -5609,6 +5241,570 @@
           <w:sz w:val="26"/>
           <w:szCs w:val="26"/>
         </w:rPr>
+        <w:t xml:space="preserve">Điều 6. Chất lượng, nghiệm thu, an toàn</w:t>
+      </w:r>
+    </w:p>
+    <w:p>
+      <w:pPr>
+        <w:spacing w:after="80" w:before="40" w:line="288"/>
+        <w:jc w:val="both"/>
+      </w:pPr>
+      <w:r>
+        <w:rPr>
+          <w:rFonts w:ascii="Times New Roman" w:cs="Times New Roman" w:eastAsia="Times New Roman" w:hAnsi="Times New Roman"/>
+          <w:sz w:val="26"/>
+          <w:szCs w:val="26"/>
+        </w:rPr>
+        <w:t xml:space="preserve">6.1. Bên B thi công đúng thiết kế, tiêu chuẩn kỹ thuật; bố trí kỹ sư giám sát; nghiệm thu các công việc khuất (cốt thép, đường ống âm, chống thấm) có sự chứng kiến hoặc xác nhận qua ảnh/video của Bên A trước khi che lấp.</w:t>
+      </w:r>
+    </w:p>
+    <w:p>
+      <w:pPr>
+        <w:spacing w:after="80" w:before="40" w:line="288"/>
+        <w:jc w:val="both"/>
+      </w:pPr>
+      <w:r>
+        <w:rPr>
+          <w:rFonts w:ascii="Times New Roman" w:cs="Times New Roman" w:eastAsia="Times New Roman" w:hAnsi="Times New Roman"/>
+          <w:sz w:val="26"/>
+          <w:szCs w:val="26"/>
+        </w:rPr>
+        <w:t xml:space="preserve">6.2. Trước khởi công, các bên lập biên bản khảo sát hiện trạng nhà liền kề (Phương án A, C). Bên B bồi thường thiệt hại do lỗi thi công của mình gây ra cho bên thứ ba.</w:t>
+      </w:r>
+    </w:p>
+    <w:p>
+      <w:pPr>
+        <w:spacing w:after="80" w:before="40" w:line="288"/>
+        <w:jc w:val="both"/>
+      </w:pPr>
+      <w:r>
+        <w:rPr>
+          <w:rFonts w:ascii="Times New Roman" w:cs="Times New Roman" w:eastAsia="Times New Roman" w:hAnsi="Times New Roman"/>
+          <w:sz w:val="26"/>
+          <w:szCs w:val="26"/>
+        </w:rPr>
+        <w:t xml:space="preserve">6.3. Bên B chịu trách nhiệm về an toàn lao động của thợ; Bên A cung cấp điện, nước thi công tại điểm đấu nối [và chịu tiền điện nước – nếu thỏa thuận].</w:t>
+      </w:r>
+    </w:p>
+    <w:p>
+      <w:pPr>
+        <w:pStyle w:val="Heading2"/>
+        <w:keepNext/>
+        <w:spacing w:after="80" w:before="200" w:line="288"/>
+        <w:jc w:val="both"/>
+      </w:pPr>
+      <w:r>
+        <w:rPr>
+          <w:rFonts w:ascii="Times New Roman" w:cs="Times New Roman" w:eastAsia="Times New Roman" w:hAnsi="Times New Roman"/>
+          <w:b/>
+          <w:bCs/>
+          <w:sz w:val="26"/>
+          <w:szCs w:val="26"/>
+        </w:rPr>
+        <w:t xml:space="preserve">Điều 7. Phát sinh</w:t>
+      </w:r>
+    </w:p>
+    <w:p>
+      <w:pPr>
+        <w:spacing w:after="80" w:before="40" w:line="288"/>
+        <w:jc w:val="both"/>
+      </w:pPr>
+      <w:r>
+        <w:rPr>
+          <w:rFonts w:ascii="Times New Roman" w:cs="Times New Roman" w:eastAsia="Times New Roman" w:hAnsi="Times New Roman"/>
+          <w:sz w:val="26"/>
+          <w:szCs w:val="26"/>
+        </w:rPr>
+        <w:t xml:space="preserve">7.1. Mọi thay đổi theo yêu cầu của Bên A được báo giá trước và ký phụ lục (mẫu NVO-DC-01) trước khi thực hiện, trừ trường hợp khẩn cấp vì an toàn.</w:t>
+      </w:r>
+    </w:p>
+    <w:p>
+      <w:pPr>
+        <w:spacing w:after="80" w:before="40" w:line="288"/>
+        <w:jc w:val="both"/>
+      </w:pPr>
+      <w:r>
+        <w:rPr>
+          <w:rFonts w:ascii="Times New Roman" w:cs="Times New Roman" w:eastAsia="Times New Roman" w:hAnsi="Times New Roman"/>
+          <w:sz w:val="26"/>
+          <w:szCs w:val="26"/>
+        </w:rPr>
+        <w:t xml:space="preserve">7.2. Đơn giá phát sinh áp dụng đơn giá hợp đồng; hạng mục chưa có đơn giá thì thỏa thuận theo giá thị trường.</w:t>
+      </w:r>
+    </w:p>
+    <w:p>
+      <w:pPr>
+        <w:pStyle w:val="Heading2"/>
+        <w:keepNext/>
+        <w:spacing w:after="80" w:before="200" w:line="288"/>
+        <w:jc w:val="both"/>
+      </w:pPr>
+      <w:r>
+        <w:rPr>
+          <w:rFonts w:ascii="Times New Roman" w:cs="Times New Roman" w:eastAsia="Times New Roman" w:hAnsi="Times New Roman"/>
+          <w:b/>
+          <w:bCs/>
+          <w:sz w:val="26"/>
+          <w:szCs w:val="26"/>
+        </w:rPr>
+        <w:t xml:space="preserve">Điều 8. Bảo hành</w:t>
+      </w:r>
+    </w:p>
+    <w:p>
+      <w:pPr>
+        <w:spacing w:after="80" w:before="40" w:line="288"/>
+        <w:jc w:val="both"/>
+      </w:pPr>
+      <w:r>
+        <w:rPr>
+          <w:rFonts w:ascii="Times New Roman" w:cs="Times New Roman" w:eastAsia="Times New Roman" w:hAnsi="Times New Roman"/>
+          <w:sz w:val="26"/>
+          <w:szCs w:val="26"/>
+        </w:rPr>
+        <w:t xml:space="preserve">8.1. Thời hạn bảo hành tính từ ngày bàn giao: kết cấu {o_33} năm (mặc định: 05 năm, Phương án A/C); chống thấm {o_34} năm; phần hoàn thiện do Bên B thi công {o_35} tháng (mặc định: 12).</w:t>
+      </w:r>
+    </w:p>
+    <w:p>
+      <w:pPr>
+        <w:spacing w:after="80" w:before="40" w:line="288"/>
+        <w:jc w:val="both"/>
+      </w:pPr>
+      <w:r>
+        <w:rPr>
+          <w:rFonts w:ascii="Times New Roman" w:cs="Times New Roman" w:eastAsia="Times New Roman" w:hAnsi="Times New Roman"/>
+          <w:sz w:val="26"/>
+          <w:szCs w:val="26"/>
+        </w:rPr>
+        <w:t xml:space="preserve">8.2. Tiền bảo hành: giữ lại 5% giá trị quyết toán, hoàn trả trong vòng {o_36} ngày sau khi hết thời hạn bảo hành hoàn thiện.</w:t>
+      </w:r>
+    </w:p>
+    <w:p>
+      <w:pPr>
+        <w:spacing w:after="80" w:before="40" w:line="288"/>
+        <w:jc w:val="both"/>
+      </w:pPr>
+      <w:r>
+        <w:rPr>
+          <w:rFonts w:ascii="Times New Roman" w:cs="Times New Roman" w:eastAsia="Times New Roman" w:hAnsi="Times New Roman"/>
+          <w:sz w:val="26"/>
+          <w:szCs w:val="26"/>
+        </w:rPr>
+        <w:t xml:space="preserve">8.3. Bên B không bảo hành đối với vật tư do Bên A cung cấp (chỉ bảo hành phần nhân công lắp đặt), hư hỏng do sử dụng sai hoặc bên khác thi công.</w:t>
+      </w:r>
+    </w:p>
+    <w:p>
+      <w:pPr>
+        <w:pStyle w:val="Heading2"/>
+        <w:keepNext/>
+        <w:spacing w:after="80" w:before="200" w:line="288"/>
+        <w:jc w:val="both"/>
+      </w:pPr>
+      <w:r>
+        <w:rPr>
+          <w:rFonts w:ascii="Times New Roman" w:cs="Times New Roman" w:eastAsia="Times New Roman" w:hAnsi="Times New Roman"/>
+          <w:b/>
+          <w:bCs/>
+          <w:sz w:val="26"/>
+          <w:szCs w:val="26"/>
+        </w:rPr>
+        <w:t xml:space="preserve">Điều 9. Phạt vi phạm</w:t>
+      </w:r>
+    </w:p>
+    <w:p>
+      <w:pPr>
+        <w:spacing w:after="80" w:before="40" w:line="288"/>
+        <w:jc w:val="both"/>
+      </w:pPr>
+      <w:r>
+        <w:rPr>
+          <w:rFonts w:ascii="Times New Roman" w:cs="Times New Roman" w:eastAsia="Times New Roman" w:hAnsi="Times New Roman"/>
+          <w:sz w:val="26"/>
+          <w:szCs w:val="26"/>
+        </w:rPr>
+        <w:t xml:space="preserve">9.1. Bên B chậm tiến độ do lỗi của mình bị phạt {o_37} % giá hợp đồng cho mỗi ngày chậm; tổng mức phạt không vượt quá {o_38} % giá trị phần hợp đồng bị vi phạm.</w:t>
+      </w:r>
+    </w:p>
+    <w:p>
+      <w:pPr>
+        <w:spacing w:after="80" w:before="40" w:line="288"/>
+        <w:jc w:val="both"/>
+      </w:pPr>
+      <w:r>
+        <w:rPr>
+          <w:rFonts w:ascii="Times New Roman" w:cs="Times New Roman" w:eastAsia="Times New Roman" w:hAnsi="Times New Roman"/>
+          <w:sz w:val="26"/>
+          <w:szCs w:val="26"/>
+        </w:rPr>
+        <w:t xml:space="preserve">9.2. Bên A chậm thanh toán chịu lãi chậm trả {o_39} %/tháng trên số tiền chậm trả.</w:t>
+      </w:r>
+    </w:p>
+    <w:p>
+      <w:pPr>
+        <w:spacing w:after="80" w:before="40" w:line="288"/>
+        <w:jc w:val="both"/>
+      </w:pPr>
+      <w:r>
+        <w:rPr>
+          <w:rFonts w:ascii="Times New Roman" w:cs="Times New Roman" w:eastAsia="Times New Roman" w:hAnsi="Times New Roman"/>
+          <w:sz w:val="26"/>
+          <w:szCs w:val="26"/>
+        </w:rPr>
+        <w:t xml:space="preserve">9.3. Bên nào đơn phương chấm dứt hợp đồng trái thỏa thuận phải bồi thường thiệt hại thực tế cho bên kia và chịu phạt {o_40} % giá trị phần hợp đồng còn lại.</w:t>
+      </w:r>
+    </w:p>
+    <w:p>
+      <w:pPr>
+        <w:pStyle w:val="Heading2"/>
+        <w:keepNext/>
+        <w:spacing w:after="80" w:before="200" w:line="288"/>
+        <w:jc w:val="both"/>
+      </w:pPr>
+      <w:r>
+        <w:rPr>
+          <w:rFonts w:ascii="Times New Roman" w:cs="Times New Roman" w:eastAsia="Times New Roman" w:hAnsi="Times New Roman"/>
+          <w:b/>
+          <w:bCs/>
+          <w:sz w:val="26"/>
+          <w:szCs w:val="26"/>
+        </w:rPr>
+        <w:t xml:space="preserve">Điều 10. Sự kiện bất khả kháng và hoàn cảnh thay đổi cơ bản</w:t>
+      </w:r>
+    </w:p>
+    <w:p>
+      <w:pPr>
+        <w:spacing w:after="80" w:before="40" w:line="288"/>
+        <w:jc w:val="both"/>
+      </w:pPr>
+      <w:r>
+        <w:rPr>
+          <w:rFonts w:ascii="Times New Roman" w:cs="Times New Roman" w:eastAsia="Times New Roman" w:hAnsi="Times New Roman"/>
+          <w:sz w:val="26"/>
+          <w:szCs w:val="26"/>
+        </w:rPr>
+        <w:t xml:space="preserve">10.1. Sự kiện bất khả kháng là sự kiện xảy ra khách quan, không thể lường trước và không thể khắc phục được mặc dù đã áp dụng mọi biện pháp cần thiết trong khả năng cho phép, gồm: thiên tai, hỏa hoạn không do lỗi của các bên, dịch bệnh được cơ quan có thẩm quyền công bố, chiến tranh, bạo loạn, quyết định của cơ quan nhà nước có thẩm quyền làm ngưng trệ việc thực hiện hợp đồng và các trường hợp khác theo quy định của pháp luật.</w:t>
+      </w:r>
+    </w:p>
+    <w:p>
+      <w:pPr>
+        <w:spacing w:after="80" w:before="40" w:line="288"/>
+        <w:jc w:val="both"/>
+      </w:pPr>
+      <w:r>
+        <w:rPr>
+          <w:rFonts w:ascii="Times New Roman" w:cs="Times New Roman" w:eastAsia="Times New Roman" w:hAnsi="Times New Roman"/>
+          <w:sz w:val="26"/>
+          <w:szCs w:val="26"/>
+        </w:rPr>
+        <w:t xml:space="preserve">10.2. Bên gặp sự kiện bất khả kháng phải thông báo bằng văn bản cho bên kia trong vòng 03 (ba) ngày làm việc kể từ khi sự kiện xảy ra, kèm bằng chứng hợp lý, và áp dụng mọi biện pháp để hạn chế thiệt hại.</w:t>
+      </w:r>
+    </w:p>
+    <w:p>
+      <w:pPr>
+        <w:spacing w:after="80" w:before="40" w:line="288"/>
+        <w:jc w:val="both"/>
+      </w:pPr>
+      <w:r>
+        <w:rPr>
+          <w:rFonts w:ascii="Times New Roman" w:cs="Times New Roman" w:eastAsia="Times New Roman" w:hAnsi="Times New Roman"/>
+          <w:sz w:val="26"/>
+          <w:szCs w:val="26"/>
+        </w:rPr>
+        <w:t xml:space="preserve">10.3. Thời gian bị ảnh hưởng bởi sự kiện bất khả kháng không tính vào thời hạn thực hiện hợp đồng. Không bên nào bị phạt hoặc phải bồi thường do không thực hiện nghĩa vụ vì sự kiện bất khả kháng.</w:t>
+      </w:r>
+    </w:p>
+    <w:p>
+      <w:pPr>
+        <w:spacing w:after="80" w:before="40" w:line="288"/>
+        <w:jc w:val="both"/>
+      </w:pPr>
+      <w:r>
+        <w:rPr>
+          <w:rFonts w:ascii="Times New Roman" w:cs="Times New Roman" w:eastAsia="Times New Roman" w:hAnsi="Times New Roman"/>
+          <w:sz w:val="26"/>
+          <w:szCs w:val="26"/>
+        </w:rPr>
+        <w:t xml:space="preserve">10.4. Nếu sự kiện bất khả kháng kéo dài quá {o_41}  ngày liên tục, mỗi bên có quyền chấm dứt hợp đồng bằng văn bản; các bên thanh toán cho nhau phần công việc, hàng hóa đã thực hiện và được nghiệm thu đến thời điểm chấm dứt.</w:t>
+      </w:r>
+    </w:p>
+    <w:p>
+      <w:pPr>
+        <w:spacing w:after="80" w:before="40" w:line="288"/>
+        <w:jc w:val="both"/>
+      </w:pPr>
+      <w:r>
+        <w:rPr>
+          <w:rFonts w:ascii="Times New Roman" w:cs="Times New Roman" w:eastAsia="Times New Roman" w:hAnsi="Times New Roman"/>
+          <w:sz w:val="26"/>
+          <w:szCs w:val="26"/>
+        </w:rPr>
+        <w:t xml:space="preserve">10.5. Khi hoàn cảnh thay đổi cơ bản theo Điều 420 Bộ luật Dân sự (ví dụ: giá vật liệu chính biến động bất thường vượt quá {o_42} % so với thời điểm ký), bên bị ảnh hưởng có quyền đề nghị đàm phán lại phần giá và tiến độ liên quan trong thời hạn hợp lý.</w:t>
+      </w:r>
+    </w:p>
+    <w:p>
+      <w:pPr>
+        <w:pStyle w:val="Heading2"/>
+        <w:keepNext/>
+        <w:spacing w:after="80" w:before="200" w:line="288"/>
+        <w:jc w:val="both"/>
+      </w:pPr>
+      <w:r>
+        <w:rPr>
+          <w:rFonts w:ascii="Times New Roman" w:cs="Times New Roman" w:eastAsia="Times New Roman" w:hAnsi="Times New Roman"/>
+          <w:b/>
+          <w:bCs/>
+          <w:sz w:val="26"/>
+          <w:szCs w:val="26"/>
+        </w:rPr>
+        <w:t xml:space="preserve">Điều 11. Giải quyết tranh chấp</w:t>
+      </w:r>
+    </w:p>
+    <w:p>
+      <w:pPr>
+        <w:spacing w:after="80" w:before="40" w:line="288"/>
+        <w:jc w:val="both"/>
+      </w:pPr>
+      <w:r>
+        <w:rPr>
+          <w:rFonts w:ascii="Times New Roman" w:cs="Times New Roman" w:eastAsia="Times New Roman" w:hAnsi="Times New Roman"/>
+          <w:sz w:val="26"/>
+          <w:szCs w:val="26"/>
+        </w:rPr>
+        <w:t xml:space="preserve">11.1. Khi phát sinh tranh chấp, các bên ưu tiên thương lượng, hòa giải trên tinh thần thiện chí. Bên nhận được yêu cầu giải quyết phải trả lời bằng văn bản trong vòng 07 (bảy) ngày làm việc.</w:t>
+      </w:r>
+    </w:p>
+    <w:p>
+      <w:pPr>
+        <w:spacing w:after="80" w:before="40" w:line="288"/>
+        <w:jc w:val="both"/>
+      </w:pPr>
+      <w:r>
+        <w:rPr>
+          <w:rFonts w:ascii="Times New Roman" w:cs="Times New Roman" w:eastAsia="Times New Roman" w:hAnsi="Times New Roman"/>
+          <w:sz w:val="26"/>
+          <w:szCs w:val="26"/>
+        </w:rPr>
+        <w:t xml:space="preserve">11.2. Trường hợp thương lượng không thành trong vòng 30 (ba mươi) ngày kể từ ngày một bên gửi yêu cầu, tranh chấp được giải quyết theo phương án sau:</w:t>
+      </w:r>
+    </w:p>
+    <w:p>
+      <w:pPr>
+        <w:pBdr>
+          <w:left w:val="single" w:color="4F81BD" w:sz="18" w:space="6"/>
+        </w:pBdr>
+        <w:shd w:fill="EAF1FB" w:color="auto" w:val="clear"/>
+        <w:spacing w:after="40" w:before="20" w:line="288"/>
+        <w:ind w:left="360"/>
+        <w:jc w:val="both"/>
+      </w:pPr>
+      <w:r>
+        <w:t xml:space="preserve">{#pa_4_a}</w:t>
+      </w:r>
+    </w:p>
+    <w:p>
+      <w:pPr>
+        <w:pBdr>
+          <w:left w:val="single" w:color="4F81BD" w:sz="18" w:space="6"/>
+        </w:pBdr>
+        <w:shd w:fill="EAF1FB" w:color="auto" w:val="clear"/>
+        <w:spacing w:after="40" w:before="20" w:line="288"/>
+        <w:ind w:left="360"/>
+        <w:jc w:val="both"/>
+      </w:pPr>
+      <w:r>
+        <w:rPr>
+          <w:rFonts w:ascii="Times New Roman" w:cs="Times New Roman" w:eastAsia="Times New Roman" w:hAnsi="Times New Roman"/>
+          <w:sz w:val="26"/>
+          <w:szCs w:val="26"/>
+        </w:rPr>
+        <w:t xml:space="preserve">{pa_4_a_o} </w:t>
+      </w:r>
+      <w:r>
+        <w:rPr>
+          <w:rFonts w:ascii="Times New Roman" w:cs="Times New Roman" w:eastAsia="Times New Roman" w:hAnsi="Times New Roman"/>
+          <w:b/>
+          <w:bCs/>
+          <w:sz w:val="26"/>
+          <w:szCs w:val="26"/>
+        </w:rPr>
+        <w:t xml:space="preserve">Phương án A:</w:t>
+      </w:r>
+      <w:r>
+        <w:rPr>
+          <w:rFonts w:ascii="Times New Roman" w:cs="Times New Roman" w:eastAsia="Times New Roman" w:hAnsi="Times New Roman"/>
+          <w:sz w:val="26"/>
+          <w:szCs w:val="26"/>
+        </w:rPr>
+        <w:t xml:space="preserve"> Tòa án nhân dân có thẩm quyền theo quy định của pháp luật tố tụng dân sự giải quyết theo quy định của pháp luật Việt Nam.</w:t>
+      </w:r>
+    </w:p>
+    <w:p>
+      <w:pPr>
+        <w:pBdr>
+          <w:left w:val="single" w:color="4F81BD" w:sz="18" w:space="6"/>
+        </w:pBdr>
+        <w:shd w:fill="EAF1FB" w:color="auto" w:val="clear"/>
+        <w:spacing w:after="40" w:before="20" w:line="288"/>
+        <w:ind w:left="360"/>
+        <w:jc w:val="both"/>
+      </w:pPr>
+      <w:r>
+        <w:t xml:space="preserve">{/pa_4_a}</w:t>
+      </w:r>
+    </w:p>
+    <w:p>
+      <w:pPr>
+        <w:pBdr>
+          <w:left w:val="single" w:color="4F81BD" w:sz="18" w:space="6"/>
+        </w:pBdr>
+        <w:shd w:fill="EAF1FB" w:color="auto" w:val="clear"/>
+        <w:spacing w:after="40" w:before="20" w:line="288"/>
+        <w:ind w:left="360"/>
+        <w:jc w:val="both"/>
+      </w:pPr>
+      <w:r>
+        <w:t xml:space="preserve">{#pa_4_b}</w:t>
+      </w:r>
+    </w:p>
+    <w:p>
+      <w:pPr>
+        <w:pBdr>
+          <w:left w:val="single" w:color="4F81BD" w:sz="18" w:space="6"/>
+        </w:pBdr>
+        <w:shd w:fill="EAF1FB" w:color="auto" w:val="clear"/>
+        <w:spacing w:after="40" w:before="20" w:line="288"/>
+        <w:ind w:left="360"/>
+        <w:jc w:val="both"/>
+      </w:pPr>
+      <w:r>
+        <w:rPr>
+          <w:rFonts w:ascii="Times New Roman" w:cs="Times New Roman" w:eastAsia="Times New Roman" w:hAnsi="Times New Roman"/>
+          <w:sz w:val="26"/>
+          <w:szCs w:val="26"/>
+        </w:rPr>
+        <w:t xml:space="preserve">{pa_4_b_o} </w:t>
+      </w:r>
+      <w:r>
+        <w:rPr>
+          <w:rFonts w:ascii="Times New Roman" w:cs="Times New Roman" w:eastAsia="Times New Roman" w:hAnsi="Times New Roman"/>
+          <w:b/>
+          <w:bCs/>
+          <w:sz w:val="26"/>
+          <w:szCs w:val="26"/>
+        </w:rPr>
+        <w:t xml:space="preserve">Phương án B:</w:t>
+      </w:r>
+      <w:r>
+        <w:rPr>
+          <w:rFonts w:ascii="Times New Roman" w:cs="Times New Roman" w:eastAsia="Times New Roman" w:hAnsi="Times New Roman"/>
+          <w:sz w:val="26"/>
+          <w:szCs w:val="26"/>
+        </w:rPr>
+        <w:t xml:space="preserve"> Trung tâm Trọng tài Quốc tế Việt Nam (VIAC) giải quyết theo Quy tắc tố tụng trọng tài của Trung tâm này; phán quyết trọng tài là chung thẩm. Số trọng tài viên: 01; địa điểm: Hà Nội; ngôn ngữ: tiếng Việt.</w:t>
+      </w:r>
+    </w:p>
+    <w:p>
+      <w:pPr>
+        <w:pBdr>
+          <w:left w:val="single" w:color="4F81BD" w:sz="18" w:space="6"/>
+        </w:pBdr>
+        <w:shd w:fill="EAF1FB" w:color="auto" w:val="clear"/>
+        <w:spacing w:after="40" w:before="20" w:line="288"/>
+        <w:ind w:left="360"/>
+        <w:jc w:val="both"/>
+      </w:pPr>
+      <w:r>
+        <w:t xml:space="preserve">{/pa_4_b}</w:t>
+      </w:r>
+    </w:p>
+    <w:p>
+      <w:pPr>
+        <w:spacing w:after="80" w:before="40" w:line="288"/>
+        <w:jc w:val="both"/>
+      </w:pPr>
+      <w:r>
+        <w:rPr>
+          <w:rFonts w:ascii="Times New Roman" w:cs="Times New Roman" w:eastAsia="Times New Roman" w:hAnsi="Times New Roman"/>
+          <w:sz w:val="26"/>
+          <w:szCs w:val="26"/>
+        </w:rPr>
+        <w:t xml:space="preserve">11.3. Trong thời gian giải quyết tranh chấp, các bên tiếp tục thực hiện các nghĩa vụ không bị tranh chấp, trừ khi hợp đồng đã chấm dứt.</w:t>
+      </w:r>
+    </w:p>
+    <w:p>
+      <w:pPr>
+        <w:pStyle w:val="Heading2"/>
+        <w:keepNext/>
+        <w:spacing w:after="80" w:before="200" w:line="288"/>
+        <w:jc w:val="both"/>
+      </w:pPr>
+      <w:r>
+        <w:rPr>
+          <w:rFonts w:ascii="Times New Roman" w:cs="Times New Roman" w:eastAsia="Times New Roman" w:hAnsi="Times New Roman"/>
+          <w:b/>
+          <w:bCs/>
+          <w:sz w:val="26"/>
+          <w:szCs w:val="26"/>
+        </w:rPr>
+        <w:t xml:space="preserve">Điều 12. Thông báo và đại diện liên lạc</w:t>
+      </w:r>
+    </w:p>
+    <w:p>
+      <w:pPr>
+        <w:spacing w:after="80" w:before="40" w:line="288"/>
+        <w:jc w:val="both"/>
+      </w:pPr>
+      <w:r>
+        <w:rPr>
+          <w:rFonts w:ascii="Times New Roman" w:cs="Times New Roman" w:eastAsia="Times New Roman" w:hAnsi="Times New Roman"/>
+          <w:sz w:val="26"/>
+          <w:szCs w:val="26"/>
+        </w:rPr>
+        <w:t xml:space="preserve">12.1. Mọi thông báo, yêu cầu, chấp thuận theo hợp đồng phải lập bằng văn bản và gửi trực tiếp, qua bưu điện hoặc thư điện tử tới địa chỉ nêu tại phần thông tin các bên. Thông báo qua thư điện tử có giá trị khi gửi từ/tới địa chỉ đã đăng ký dưới đây.</w:t>
+      </w:r>
+    </w:p>
+    <w:p>
+      <w:pPr>
+        <w:spacing w:after="80" w:before="40" w:line="288"/>
+        <w:jc w:val="both"/>
+      </w:pPr>
+      <w:r>
+        <w:rPr>
+          <w:rFonts w:ascii="Times New Roman" w:cs="Times New Roman" w:eastAsia="Times New Roman" w:hAnsi="Times New Roman"/>
+          <w:sz w:val="26"/>
+          <w:szCs w:val="26"/>
+        </w:rPr>
+        <w:t xml:space="preserve">12.2. Đại diện liên lạc: Bên A: {o_43} – ĐT: {o_44} – Email: {o_45}; Bên B: {o_46} – ĐT: {o_47} – Email: {o_48}</w:t>
+      </w:r>
+    </w:p>
+    <w:p>
+      <w:pPr>
+        <w:spacing w:after="80" w:before="40" w:line="288"/>
+        <w:jc w:val="both"/>
+      </w:pPr>
+      <w:r>
+        <w:rPr>
+          <w:rFonts w:ascii="Times New Roman" w:cs="Times New Roman" w:eastAsia="Times New Roman" w:hAnsi="Times New Roman"/>
+          <w:sz w:val="26"/>
+          <w:szCs w:val="26"/>
+        </w:rPr>
+        <w:t xml:space="preserve">12.3. Tin nhắn qua ứng dụng (Zalo, {o_49}) chỉ dùng để trao đổi điều hành, không thay thế văn bản đối với các nội dung về giá, khối lượng phát sinh, tiến độ và chấm dứt hợp đồng.</w:t>
+      </w:r>
+    </w:p>
+    <w:p>
+      <w:pPr>
+        <w:pStyle w:val="Heading2"/>
+        <w:keepNext/>
+        <w:spacing w:after="80" w:before="200" w:line="288"/>
+        <w:jc w:val="both"/>
+      </w:pPr>
+      <w:r>
+        <w:rPr>
+          <w:rFonts w:ascii="Times New Roman" w:cs="Times New Roman" w:eastAsia="Times New Roman" w:hAnsi="Times New Roman"/>
+          <w:b/>
+          <w:bCs/>
+          <w:sz w:val="26"/>
+          <w:szCs w:val="26"/>
+        </w:rPr>
         <w:t xml:space="preserve">Điều 13. Hiệu lực và điều khoản thi hành</w:t>
       </w:r>
     </w:p>
@@ -5623,7 +5819,7 @@
           <w:sz w:val="26"/>
           <w:szCs w:val="26"/>
         </w:rPr>
-        <w:t xml:space="preserve">13.1. Hợp đồng có hiệu lực kể từ [ngày ký / ngày bên có quyền nhận được bảo đảm thực hiện hợp đồng/tiền tạm ứng – chọn một].</w:t>
+        <w:t xml:space="preserve">13.1. Hợp đồng có hiệu lực kể từ {c_2}.</w:t>
       </w:r>
     </w:p>
     <w:p>

--- a/db/seed-assets/contract-templates/NVO/NVO-HD-03_Hop_dong_thi_cong_phan_tho_hoac_hoan_thien.docx
+++ b/db/seed-assets/contract-templates/NVO/NVO-HD-03_Hop_dong_thi_cong_phan_tho_hoac_hoan_thien.docx
@@ -143,7 +143,7 @@
                 <w:sz w:val="24"/>
                 <w:szCs w:val="24"/>
               </w:rPr>
-              <w:t xml:space="preserve">{o_1}, ngày {ngay_ky_ngay} tháng {ngay_ky_thang} năm {ngay_ky_nam}</w:t>
+              <w:t xml:space="preserve">{noi_ky}, ngày {ngay_ky_ngay} tháng {ngay_ky_thang} năm {ngay_ky_nam}</w:t>
             </w:r>
           </w:p>
         </w:tc>
@@ -209,7 +209,7 @@
           <w:sz w:val="26"/>
           <w:szCs w:val="26"/>
         </w:rPr>
-        <w:t xml:space="preserve">Công trình: Nhà ở {o_2} tầng – Địa điểm: {dia_diem}</w:t>
+        <w:t xml:space="preserve">Công trình: Nhà ở {o_1} tầng – Địa điểm: {dia_diem}</w:t>
       </w:r>
     </w:p>
     <w:p>
@@ -334,7 +334,7 @@
           <w:sz w:val="26"/>
           <w:szCs w:val="26"/>
         </w:rPr>
-        <w:t xml:space="preserve">Hôm nay, ngày {ngay_ky_ngay} tháng {ngay_ky_thang} năm {ngay_ky_nam}, tại {o_3}, chúng tôi gồm:</w:t>
+        <w:t xml:space="preserve">Hôm nay, ngày {ngay_ky_ngay} tháng {ngay_ky_thang} năm {ngay_ky_nam}, tại {noi_ky}, chúng tôi gồm:</w:t>
       </w:r>
     </w:p>
     <w:p>
@@ -383,7 +383,7 @@
           <w:sz w:val="26"/>
           <w:szCs w:val="26"/>
         </w:rPr>
-        <w:t xml:space="preserve">Ông/Bà: {o_4}  Ngày sinh: {o_5}</w:t>
+        <w:t xml:space="preserve">Ông/Bà: {o_2}  Ngày sinh: {o_3}</w:t>
       </w:r>
     </w:p>
     <w:p>
@@ -398,7 +398,7 @@
           <w:sz w:val="26"/>
           <w:szCs w:val="26"/>
         </w:rPr>
-        <w:t xml:space="preserve">Số định danh cá nhân/CCCD: {o_6} cấp ngày {o_7} tại {o_8}</w:t>
+        <w:t xml:space="preserve">Số định danh cá nhân/CCCD: {o_4} cấp ngày {o_5} tại {o_6}</w:t>
       </w:r>
     </w:p>
     <w:p>
@@ -552,7 +552,7 @@
           <w:sz w:val="26"/>
           <w:szCs w:val="26"/>
         </w:rPr>
-        <w:t xml:space="preserve">(Hoặc người được ủy quyền: {o_9} – Chức vụ: {o_10} – theo Giấy ủy quyền số {o_11} ngày {o_12})</w:t>
+        <w:t xml:space="preserve">(Hoặc người được ủy quyền: {o_7} – Chức vụ: {o_8} – theo Giấy ủy quyền số {o_9} ngày {o_10})</w:t>
       </w:r>
     </w:p>
     <w:p>
@@ -613,7 +613,7 @@
           <w:sz w:val="26"/>
           <w:szCs w:val="26"/>
         </w:rPr>
-        <w:t xml:space="preserve">1.1. Bên B thi công công trình theo hồ sơ thiết kế do [Bên A cung cấp/Bên B lập theo hợp đồng thiết kế số {o_13}], với phạm vi (chọn một):</w:t>
+        <w:t xml:space="preserve">1.1. Bên B thi công công trình theo hồ sơ thiết kế do [Bên A cung cấp/Bên B lập theo hợp đồng thiết kế số {o_11}], với phạm vi (chọn một):</w:t>
       </w:r>
     </w:p>
     <w:p>
@@ -765,7 +765,7 @@
           <w:sz w:val="26"/>
           <w:szCs w:val="26"/>
         </w:rPr>
-        <w:t xml:space="preserve"> Trên phần thô đã có, Bên B cung cấp vật tư và nhân công hoàn thiện theo danh mục tại Phụ lục 01: ốp lát, sơn bả, trần, cửa, lắp thiết bị điện nước, lan can {o_14}</w:t>
+        <w:t xml:space="preserve"> Trên phần thô đã có, Bên B cung cấp vật tư và nhân công hoàn thiện theo danh mục tại Phụ lục 01: ốp lát, sơn bả, trần, cửa, lắp thiết bị điện nước, lan can {o_12}</w:t>
       </w:r>
     </w:p>
     <w:p>
@@ -876,7 +876,7 @@
           <w:sz w:val="26"/>
           <w:szCs w:val="26"/>
         </w:rPr>
-        <w:t xml:space="preserve">1.2. Không bao gồm: {o_15} (nội thất rời, thiết bị bếp, điều hòa, cổng rào, sân vườn {o_16}).</w:t>
+        <w:t xml:space="preserve">1.2. Không bao gồm: {o_13} (nội thất rời, thiết bị bếp, điều hòa, cổng rào, sân vườn {o_14}).</w:t>
       </w:r>
     </w:p>
     <w:p>
@@ -955,7 +955,7 @@
           <w:sz w:val="26"/>
           <w:szCs w:val="26"/>
         </w:rPr>
-        <w:t xml:space="preserve">Bên B lập bảng nhu cầu vật tư hoàn thiện kèm khối lượng và thời điểm cần có trước {o_17}  ngày;</w:t>
+        <w:t xml:space="preserve">Bên B lập bảng nhu cầu vật tư hoàn thiện kèm khối lượng và thời điểm cần có trước {o_15}  ngày;</w:t>
       </w:r>
     </w:p>
     <w:p>
@@ -993,7 +993,7 @@
           <w:sz w:val="26"/>
           <w:szCs w:val="26"/>
         </w:rPr>
-        <w:t xml:space="preserve">Định mức hao hụt cho phép: gạch ốp lát {o_18} %, sơn {o_19} %; vượt định mức do lỗi thi công thì Bên B bồi thường theo giá mua;</w:t>
+        <w:t xml:space="preserve">Định mức hao hụt cho phép: gạch ốp lát {o_16} %, sơn {o_17} %; vượt định mức do lỗi thi công thì Bên B bồi thường theo giá mua;</w:t>
       </w:r>
     </w:p>
     <w:p>
@@ -1012,7 +1012,7 @@
           <w:sz w:val="26"/>
           <w:szCs w:val="26"/>
         </w:rPr>
-        <w:t xml:space="preserve">Bên A giao vật tư chậm hoặc sai chủng loại thì tiến độ được gia hạn tương ứng; thợ phải chờ quá {o_20} ngày thì Bên A chịu chi phí chờ việc {o_21} đồng/ngày công.</w:t>
+        <w:t xml:space="preserve">Bên A giao vật tư chậm hoặc sai chủng loại thì tiến độ được gia hạn tương ứng; thợ phải chờ quá {o_18} ngày thì Bên A chịu chi phí chờ việc {o_19} đồng/ngày công.</w:t>
       </w:r>
     </w:p>
     <w:p>
@@ -1270,7 +1270,7 @@
                 <w:sz w:val="24"/>
                 <w:szCs w:val="24"/>
               </w:rPr>
-              <w:t xml:space="preserve">{o_22}</w:t>
+              <w:t xml:space="preserve">{o_20}</w:t>
             </w:r>
           </w:p>
         </w:tc>
@@ -1371,7 +1371,7 @@
                 <w:sz w:val="24"/>
                 <w:szCs w:val="24"/>
               </w:rPr>
-              <w:t xml:space="preserve">{o_23}</w:t>
+              <w:t xml:space="preserve">{o_21}</w:t>
             </w:r>
           </w:p>
         </w:tc>
@@ -1472,7 +1472,7 @@
                 <w:sz w:val="24"/>
                 <w:szCs w:val="24"/>
               </w:rPr>
-              <w:t xml:space="preserve">{o_24}</w:t>
+              <w:t xml:space="preserve">{o_22}</w:t>
             </w:r>
           </w:p>
         </w:tc>
@@ -3498,7 +3498,7 @@
                 <w:sz w:val="24"/>
                 <w:szCs w:val="24"/>
               </w:rPr>
-              <w:t xml:space="preserve">Tầng 2 {o_25} tầng n</w:t>
+              <w:t xml:space="preserve">Tầng 2 {o_23} tầng n</w:t>
             </w:r>
           </w:p>
         </w:tc>
@@ -4662,7 +4662,7 @@
           <w:sz w:val="26"/>
           <w:szCs w:val="26"/>
         </w:rPr>
-        <w:t xml:space="preserve"> (Bằng chữ: {gia_tri_bang_chu}), {c_1} thuế GTGT. Diện tích thực tế thi công khác so với bảng trên quá {o_26} % thì quyết toán theo diện tích thực tế.</w:t>
+        <w:t xml:space="preserve"> (Bằng chữ: {gia_tri_bang_chu}), {c_1} thuế GTGT. Diện tích thực tế thi công khác so với bảng trên quá {o_24} % thì quyết toán theo diện tích thực tế.</w:t>
       </w:r>
     </w:p>
     <w:p>
@@ -5177,7 +5177,7 @@
           <w:sz w:val="26"/>
           <w:szCs w:val="26"/>
         </w:rPr>
-        <w:t xml:space="preserve">4.1. Thời hạn thanh toán: trong vòng {o_27}  ngày làm việc kể từ ngày nghiệm thu mốc. Chậm thanh toán quá {o_28} ngày, Bên B được tạm dừng thi công và tiến độ được gia hạn tương ứng.</w:t>
+        <w:t xml:space="preserve">4.1. Thời hạn thanh toán: trong vòng {o_25}  ngày làm việc kể từ ngày nghiệm thu mốc. Chậm thanh toán quá {o_26} ngày, Bên B được tạm dừng thi công và tiến độ được gia hạn tương ứng.</w:t>
       </w:r>
     </w:p>
     <w:p>
@@ -5209,7 +5209,7 @@
           <w:sz w:val="26"/>
           <w:szCs w:val="26"/>
         </w:rPr>
-        <w:t xml:space="preserve">5.1. Ngày khởi công: {o_29} /20{o_30}. Thời gian thi công: {o_31} ngày (Phương án A/C) hoặc {o_32} ngày (Phương án B), theo tiến độ đính kèm.</w:t>
+        <w:t xml:space="preserve">5.1. Ngày khởi công: {o_27} /20{o_28}. Thời gian thi công: {o_29} ngày (Phương án A/C) hoặc {o_30} ngày (Phương án B), theo tiến độ đính kèm.</w:t>
       </w:r>
     </w:p>
     <w:p>
@@ -5361,7 +5361,7 @@
           <w:sz w:val="26"/>
           <w:szCs w:val="26"/>
         </w:rPr>
-        <w:t xml:space="preserve">8.1. Thời hạn bảo hành tính từ ngày bàn giao: kết cấu {o_33} năm (mặc định: 05 năm, Phương án A/C); chống thấm {o_34} năm; phần hoàn thiện do Bên B thi công {o_35} tháng (mặc định: 12).</w:t>
+        <w:t xml:space="preserve">8.1. Thời hạn bảo hành tính từ ngày bàn giao: kết cấu {o_31} năm (mặc định: 05 năm, Phương án A/C); chống thấm {o_32} năm; phần hoàn thiện do Bên B thi công {o_33} tháng (mặc định: 12).</w:t>
       </w:r>
     </w:p>
     <w:p>
@@ -5375,7 +5375,7 @@
           <w:sz w:val="26"/>
           <w:szCs w:val="26"/>
         </w:rPr>
-        <w:t xml:space="preserve">8.2. Tiền bảo hành: giữ lại 5% giá trị quyết toán, hoàn trả trong vòng {o_36} ngày sau khi hết thời hạn bảo hành hoàn thiện.</w:t>
+        <w:t xml:space="preserve">8.2. Tiền bảo hành: giữ lại 5% giá trị quyết toán, hoàn trả trong vòng {o_34} ngày sau khi hết thời hạn bảo hành hoàn thiện.</w:t>
       </w:r>
     </w:p>
     <w:p>
@@ -5421,7 +5421,7 @@
           <w:sz w:val="26"/>
           <w:szCs w:val="26"/>
         </w:rPr>
-        <w:t xml:space="preserve">9.1. Bên B chậm tiến độ do lỗi của mình bị phạt {o_37} % giá hợp đồng cho mỗi ngày chậm; tổng mức phạt không vượt quá {o_38} % giá trị phần hợp đồng bị vi phạm.</w:t>
+        <w:t xml:space="preserve">9.1. Bên B chậm tiến độ do lỗi của mình bị phạt {o_35} % giá hợp đồng cho mỗi ngày chậm; tổng mức phạt không vượt quá {o_36} % giá trị phần hợp đồng bị vi phạm.</w:t>
       </w:r>
     </w:p>
     <w:p>
@@ -5435,7 +5435,7 @@
           <w:sz w:val="26"/>
           <w:szCs w:val="26"/>
         </w:rPr>
-        <w:t xml:space="preserve">9.2. Bên A chậm thanh toán chịu lãi chậm trả {o_39} %/tháng trên số tiền chậm trả.</w:t>
+        <w:t xml:space="preserve">9.2. Bên A chậm thanh toán chịu lãi chậm trả {o_37} %/tháng trên số tiền chậm trả.</w:t>
       </w:r>
     </w:p>
     <w:p>
@@ -5449,7 +5449,7 @@
           <w:sz w:val="26"/>
           <w:szCs w:val="26"/>
         </w:rPr>
-        <w:t xml:space="preserve">9.3. Bên nào đơn phương chấm dứt hợp đồng trái thỏa thuận phải bồi thường thiệt hại thực tế cho bên kia và chịu phạt {o_40} % giá trị phần hợp đồng còn lại.</w:t>
+        <w:t xml:space="preserve">9.3. Bên nào đơn phương chấm dứt hợp đồng trái thỏa thuận phải bồi thường thiệt hại thực tế cho bên kia và chịu phạt {o_38} % giá trị phần hợp đồng còn lại.</w:t>
       </w:r>
     </w:p>
     <w:p>
@@ -5523,7 +5523,7 @@
           <w:sz w:val="26"/>
           <w:szCs w:val="26"/>
         </w:rPr>
-        <w:t xml:space="preserve">10.4. Nếu sự kiện bất khả kháng kéo dài quá {o_41}  ngày liên tục, mỗi bên có quyền chấm dứt hợp đồng bằng văn bản; các bên thanh toán cho nhau phần công việc, hàng hóa đã thực hiện và được nghiệm thu đến thời điểm chấm dứt.</w:t>
+        <w:t xml:space="preserve">10.4. Nếu sự kiện bất khả kháng kéo dài quá {o_39}  ngày liên tục, mỗi bên có quyền chấm dứt hợp đồng bằng văn bản; các bên thanh toán cho nhau phần công việc, hàng hóa đã thực hiện và được nghiệm thu đến thời điểm chấm dứt.</w:t>
       </w:r>
     </w:p>
     <w:p>
@@ -5537,7 +5537,7 @@
           <w:sz w:val="26"/>
           <w:szCs w:val="26"/>
         </w:rPr>
-        <w:t xml:space="preserve">10.5. Khi hoàn cảnh thay đổi cơ bản theo Điều 420 Bộ luật Dân sự (ví dụ: giá vật liệu chính biến động bất thường vượt quá {o_42} % so với thời điểm ký), bên bị ảnh hưởng có quyền đề nghị đàm phán lại phần giá và tiến độ liên quan trong thời hạn hợp lý.</w:t>
+        <w:t xml:space="preserve">10.5. Khi hoàn cảnh thay đổi cơ bản theo Điều 420 Bộ luật Dân sự (ví dụ: giá vật liệu chính biến động bất thường vượt quá {o_40} % so với thời điểm ký), bên bị ảnh hưởng có quyền đề nghị đàm phán lại phần giá và tiến độ liên quan trong thời hạn hợp lý.</w:t>
       </w:r>
     </w:p>
     <w:p>
@@ -5773,7 +5773,7 @@
           <w:sz w:val="26"/>
           <w:szCs w:val="26"/>
         </w:rPr>
-        <w:t xml:space="preserve">12.2. Đại diện liên lạc: Bên A: {o_43} – ĐT: {o_44} – Email: {o_45}; Bên B: {o_46} – ĐT: {o_47} – Email: {o_48}</w:t>
+        <w:t xml:space="preserve">12.2. Đại diện liên lạc: Bên A: {o_41} – ĐT: {o_42} – Email: {o_43}; Bên B: {o_44} – ĐT: {o_45} – Email: {o_46}</w:t>
       </w:r>
     </w:p>
     <w:p>
@@ -5787,7 +5787,7 @@
           <w:sz w:val="26"/>
           <w:szCs w:val="26"/>
         </w:rPr>
-        <w:t xml:space="preserve">12.3. Tin nhắn qua ứng dụng (Zalo, {o_49}) chỉ dùng để trao đổi điều hành, không thay thế văn bản đối với các nội dung về giá, khối lượng phát sinh, tiến độ và chấm dứt hợp đồng.</w:t>
+        <w:t xml:space="preserve">12.3. Tin nhắn qua ứng dụng (Zalo, {o_47}) chỉ dùng để trao đổi điều hành, không thay thế văn bản đối với các nội dung về giá, khối lượng phát sinh, tiến độ và chấm dứt hợp đồng.</w:t>
       </w:r>
     </w:p>
     <w:p>

--- a/db/seed-assets/contract-templates/NVO/NVO-HD-03_Hop_dong_thi_cong_phan_tho_hoac_hoan_thien.docx
+++ b/db/seed-assets/contract-templates/NVO/NVO-HD-03_Hop_dong_thi_cong_phan_tho_hoac_hoan_thien.docx
@@ -368,7 +368,7 @@
           <w:sz w:val="26"/>
           <w:szCs w:val="26"/>
         </w:rPr>
-        <w:t xml:space="preserve">Ông/Bà {doi_tac_ten}</w:t>
+        <w:t xml:space="preserve">Ông/Bà {doi_tac_ho_ten}</w:t>
       </w:r>
     </w:p>
     <w:p>
@@ -383,7 +383,7 @@
           <w:sz w:val="26"/>
           <w:szCs w:val="26"/>
         </w:rPr>
-        <w:t xml:space="preserve">Ông/Bà: {o_2}  Ngày sinh: {o_3}</w:t>
+        <w:t xml:space="preserve">Ngày sinh: {o_2}</w:t>
       </w:r>
     </w:p>
     <w:p>
@@ -398,7 +398,7 @@
           <w:sz w:val="26"/>
           <w:szCs w:val="26"/>
         </w:rPr>
-        <w:t xml:space="preserve">Số định danh cá nhân/CCCD: {o_4} cấp ngày {o_5} tại {o_6}</w:t>
+        <w:t xml:space="preserve">Số định danh cá nhân/CCCD: {o_3} cấp ngày {o_4} tại {o_5}</w:t>
       </w:r>
     </w:p>
     <w:p>
@@ -552,7 +552,7 @@
           <w:sz w:val="26"/>
           <w:szCs w:val="26"/>
         </w:rPr>
-        <w:t xml:space="preserve">(Hoặc người được ủy quyền: {o_7} – Chức vụ: {o_8} – theo Giấy ủy quyền số {o_9} ngày {o_10})</w:t>
+        <w:t xml:space="preserve">(Hoặc người được ủy quyền: {o_6} – Chức vụ: {o_7} – theo Giấy ủy quyền số {o_8} ngày {o_9})</w:t>
       </w:r>
     </w:p>
     <w:p>
@@ -613,7 +613,7 @@
           <w:sz w:val="26"/>
           <w:szCs w:val="26"/>
         </w:rPr>
-        <w:t xml:space="preserve">1.1. Bên B thi công công trình theo hồ sơ thiết kế do [Bên A cung cấp/Bên B lập theo hợp đồng thiết kế số {o_11}], với phạm vi (chọn một):</w:t>
+        <w:t xml:space="preserve">1.1. Bên B thi công công trình theo hồ sơ thiết kế do [Bên A cung cấp/Bên B lập theo hợp đồng thiết kế số {o_10}], với phạm vi (chọn một):</w:t>
       </w:r>
     </w:p>
     <w:p>
@@ -765,7 +765,7 @@
           <w:sz w:val="26"/>
           <w:szCs w:val="26"/>
         </w:rPr>
-        <w:t xml:space="preserve"> Trên phần thô đã có, Bên B cung cấp vật tư và nhân công hoàn thiện theo danh mục tại Phụ lục 01: ốp lát, sơn bả, trần, cửa, lắp thiết bị điện nước, lan can {o_12}</w:t>
+        <w:t xml:space="preserve"> Trên phần thô đã có, Bên B cung cấp vật tư và nhân công hoàn thiện theo danh mục tại Phụ lục 01: ốp lát, sơn bả, trần, cửa, lắp thiết bị điện nước, lan can {o_11}</w:t>
       </w:r>
     </w:p>
     <w:p>
@@ -876,7 +876,7 @@
           <w:sz w:val="26"/>
           <w:szCs w:val="26"/>
         </w:rPr>
-        <w:t xml:space="preserve">1.2. Không bao gồm: {o_13} (nội thất rời, thiết bị bếp, điều hòa, cổng rào, sân vườn {o_14}).</w:t>
+        <w:t xml:space="preserve">1.2. Không bao gồm: {o_12} (nội thất rời, thiết bị bếp, điều hòa, cổng rào, sân vườn {o_13}).</w:t>
       </w:r>
     </w:p>
     <w:p>
@@ -955,7 +955,7 @@
           <w:sz w:val="26"/>
           <w:szCs w:val="26"/>
         </w:rPr>
-        <w:t xml:space="preserve">Bên B lập bảng nhu cầu vật tư hoàn thiện kèm khối lượng và thời điểm cần có trước {o_15}  ngày;</w:t>
+        <w:t xml:space="preserve">Bên B lập bảng nhu cầu vật tư hoàn thiện kèm khối lượng và thời điểm cần có trước {o_14}  ngày;</w:t>
       </w:r>
     </w:p>
     <w:p>
@@ -993,7 +993,7 @@
           <w:sz w:val="26"/>
           <w:szCs w:val="26"/>
         </w:rPr>
-        <w:t xml:space="preserve">Định mức hao hụt cho phép: gạch ốp lát {o_16} %, sơn {o_17} %; vượt định mức do lỗi thi công thì Bên B bồi thường theo giá mua;</w:t>
+        <w:t xml:space="preserve">Định mức hao hụt cho phép: gạch ốp lát {o_15} %, sơn {o_16} %; vượt định mức do lỗi thi công thì Bên B bồi thường theo giá mua;</w:t>
       </w:r>
     </w:p>
     <w:p>
@@ -1012,7 +1012,7 @@
           <w:sz w:val="26"/>
           <w:szCs w:val="26"/>
         </w:rPr>
-        <w:t xml:space="preserve">Bên A giao vật tư chậm hoặc sai chủng loại thì tiến độ được gia hạn tương ứng; thợ phải chờ quá {o_18} ngày thì Bên A chịu chi phí chờ việc {o_19} đồng/ngày công.</w:t>
+        <w:t xml:space="preserve">Bên A giao vật tư chậm hoặc sai chủng loại thì tiến độ được gia hạn tương ứng; thợ phải chờ quá {o_17} ngày thì Bên A chịu chi phí chờ việc {o_18} đồng/ngày công.</w:t>
       </w:r>
     </w:p>
     <w:p>
@@ -1270,7 +1270,7 @@
                 <w:sz w:val="24"/>
                 <w:szCs w:val="24"/>
               </w:rPr>
-              <w:t xml:space="preserve">{o_20}</w:t>
+              <w:t xml:space="preserve">{o_19}</w:t>
             </w:r>
           </w:p>
         </w:tc>
@@ -1371,7 +1371,7 @@
                 <w:sz w:val="24"/>
                 <w:szCs w:val="24"/>
               </w:rPr>
-              <w:t xml:space="preserve">{o_21}</w:t>
+              <w:t xml:space="preserve">{o_20}</w:t>
             </w:r>
           </w:p>
         </w:tc>
@@ -1472,7 +1472,7 @@
                 <w:sz w:val="24"/>
                 <w:szCs w:val="24"/>
               </w:rPr>
-              <w:t xml:space="preserve">{o_22}</w:t>
+              <w:t xml:space="preserve">{o_21}</w:t>
             </w:r>
           </w:p>
         </w:tc>
@@ -3498,7 +3498,7 @@
                 <w:sz w:val="24"/>
                 <w:szCs w:val="24"/>
               </w:rPr>
-              <w:t xml:space="preserve">Tầng 2 {o_23} tầng n</w:t>
+              <w:t xml:space="preserve">Tầng 2 {o_22} tầng n</w:t>
             </w:r>
           </w:p>
         </w:tc>
@@ -4662,7 +4662,7 @@
           <w:sz w:val="26"/>
           <w:szCs w:val="26"/>
         </w:rPr>
-        <w:t xml:space="preserve"> (Bằng chữ: {gia_tri_bang_chu}), {c_1} thuế GTGT. Diện tích thực tế thi công khác so với bảng trên quá {o_24} % thì quyết toán theo diện tích thực tế.</w:t>
+        <w:t xml:space="preserve"> (Bằng chữ: {gia_tri_bang_chu}), {c_1} thuế GTGT. Diện tích thực tế thi công khác so với bảng trên quá {o_23} % thì quyết toán theo diện tích thực tế.</w:t>
       </w:r>
     </w:p>
     <w:p>
@@ -5177,7 +5177,7 @@
           <w:sz w:val="26"/>
           <w:szCs w:val="26"/>
         </w:rPr>
-        <w:t xml:space="preserve">4.1. Thời hạn thanh toán: trong vòng {o_25}  ngày làm việc kể từ ngày nghiệm thu mốc. Chậm thanh toán quá {o_26} ngày, Bên B được tạm dừng thi công và tiến độ được gia hạn tương ứng.</w:t>
+        <w:t xml:space="preserve">4.1. Thời hạn thanh toán: trong vòng {o_24}  ngày làm việc kể từ ngày nghiệm thu mốc. Chậm thanh toán quá {o_25} ngày, Bên B được tạm dừng thi công và tiến độ được gia hạn tương ứng.</w:t>
       </w:r>
     </w:p>
     <w:p>
@@ -5209,7 +5209,7 @@
           <w:sz w:val="26"/>
           <w:szCs w:val="26"/>
         </w:rPr>
-        <w:t xml:space="preserve">5.1. Ngày khởi công: {o_27} /20{o_28}. Thời gian thi công: {o_29} ngày (Phương án A/C) hoặc {o_30} ngày (Phương án B), theo tiến độ đính kèm.</w:t>
+        <w:t xml:space="preserve">5.1. Ngày khởi công: {o_26} /20{o_27}. Thời gian thi công: {o_28} ngày (Phương án A/C) hoặc {o_29} ngày (Phương án B), theo tiến độ đính kèm.</w:t>
       </w:r>
     </w:p>
     <w:p>
@@ -5361,7 +5361,7 @@
           <w:sz w:val="26"/>
           <w:szCs w:val="26"/>
         </w:rPr>
-        <w:t xml:space="preserve">8.1. Thời hạn bảo hành tính từ ngày bàn giao: kết cấu {o_31} năm (mặc định: 05 năm, Phương án A/C); chống thấm {o_32} năm; phần hoàn thiện do Bên B thi công {o_33} tháng (mặc định: 12).</w:t>
+        <w:t xml:space="preserve">8.1. Thời hạn bảo hành tính từ ngày bàn giao: kết cấu {o_30} năm (mặc định: 05 năm, Phương án A/C); chống thấm {o_31} năm; phần hoàn thiện do Bên B thi công {o_32} tháng (mặc định: 12).</w:t>
       </w:r>
     </w:p>
     <w:p>
@@ -5375,7 +5375,7 @@
           <w:sz w:val="26"/>
           <w:szCs w:val="26"/>
         </w:rPr>
-        <w:t xml:space="preserve">8.2. Tiền bảo hành: giữ lại 5% giá trị quyết toán, hoàn trả trong vòng {o_34} ngày sau khi hết thời hạn bảo hành hoàn thiện.</w:t>
+        <w:t xml:space="preserve">8.2. Tiền bảo hành: giữ lại 5% giá trị quyết toán, hoàn trả trong vòng {o_33} ngày sau khi hết thời hạn bảo hành hoàn thiện.</w:t>
       </w:r>
     </w:p>
     <w:p>
@@ -5421,7 +5421,7 @@
           <w:sz w:val="26"/>
           <w:szCs w:val="26"/>
         </w:rPr>
-        <w:t xml:space="preserve">9.1. Bên B chậm tiến độ do lỗi của mình bị phạt {o_35} % giá hợp đồng cho mỗi ngày chậm; tổng mức phạt không vượt quá {o_36} % giá trị phần hợp đồng bị vi phạm.</w:t>
+        <w:t xml:space="preserve">9.1. Bên B chậm tiến độ do lỗi của mình bị phạt {o_34} % giá hợp đồng cho mỗi ngày chậm; tổng mức phạt không vượt quá {o_35} % giá trị phần hợp đồng bị vi phạm.</w:t>
       </w:r>
     </w:p>
     <w:p>
@@ -5435,7 +5435,7 @@
           <w:sz w:val="26"/>
           <w:szCs w:val="26"/>
         </w:rPr>
-        <w:t xml:space="preserve">9.2. Bên A chậm thanh toán chịu lãi chậm trả {o_37} %/tháng trên số tiền chậm trả.</w:t>
+        <w:t xml:space="preserve">9.2. Bên A chậm thanh toán chịu lãi chậm trả {o_36} %/tháng trên số tiền chậm trả.</w:t>
       </w:r>
     </w:p>
     <w:p>
@@ -5449,7 +5449,7 @@
           <w:sz w:val="26"/>
           <w:szCs w:val="26"/>
         </w:rPr>
-        <w:t xml:space="preserve">9.3. Bên nào đơn phương chấm dứt hợp đồng trái thỏa thuận phải bồi thường thiệt hại thực tế cho bên kia và chịu phạt {o_38} % giá trị phần hợp đồng còn lại.</w:t>
+        <w:t xml:space="preserve">9.3. Bên nào đơn phương chấm dứt hợp đồng trái thỏa thuận phải bồi thường thiệt hại thực tế cho bên kia và chịu phạt {o_37} % giá trị phần hợp đồng còn lại.</w:t>
       </w:r>
     </w:p>
     <w:p>
@@ -5523,7 +5523,7 @@
           <w:sz w:val="26"/>
           <w:szCs w:val="26"/>
         </w:rPr>
-        <w:t xml:space="preserve">10.4. Nếu sự kiện bất khả kháng kéo dài quá {o_39}  ngày liên tục, mỗi bên có quyền chấm dứt hợp đồng bằng văn bản; các bên thanh toán cho nhau phần công việc, hàng hóa đã thực hiện và được nghiệm thu đến thời điểm chấm dứt.</w:t>
+        <w:t xml:space="preserve">10.4. Nếu sự kiện bất khả kháng kéo dài quá {o_38}  ngày liên tục, mỗi bên có quyền chấm dứt hợp đồng bằng văn bản; các bên thanh toán cho nhau phần công việc, hàng hóa đã thực hiện và được nghiệm thu đến thời điểm chấm dứt.</w:t>
       </w:r>
     </w:p>
     <w:p>
@@ -5537,7 +5537,7 @@
           <w:sz w:val="26"/>
           <w:szCs w:val="26"/>
         </w:rPr>
-        <w:t xml:space="preserve">10.5. Khi hoàn cảnh thay đổi cơ bản theo Điều 420 Bộ luật Dân sự (ví dụ: giá vật liệu chính biến động bất thường vượt quá {o_40} % so với thời điểm ký), bên bị ảnh hưởng có quyền đề nghị đàm phán lại phần giá và tiến độ liên quan trong thời hạn hợp lý.</w:t>
+        <w:t xml:space="preserve">10.5. Khi hoàn cảnh thay đổi cơ bản theo Điều 420 Bộ luật Dân sự (ví dụ: giá vật liệu chính biến động bất thường vượt quá {o_39} % so với thời điểm ký), bên bị ảnh hưởng có quyền đề nghị đàm phán lại phần giá và tiến độ liên quan trong thời hạn hợp lý.</w:t>
       </w:r>
     </w:p>
     <w:p>
@@ -5773,7 +5773,7 @@
           <w:sz w:val="26"/>
           <w:szCs w:val="26"/>
         </w:rPr>
-        <w:t xml:space="preserve">12.2. Đại diện liên lạc: Bên A: {o_41} – ĐT: {o_42} – Email: {o_43}; Bên B: {o_44} – ĐT: {o_45} – Email: {o_46}</w:t>
+        <w:t xml:space="preserve">12.2. Đại diện liên lạc: Bên A: {o_40} – ĐT: {o_41} – Email: {o_42}; Bên B: {o_43} – ĐT: {o_44} – Email: {o_45}</w:t>
       </w:r>
     </w:p>
     <w:p>
@@ -5787,7 +5787,7 @@
           <w:sz w:val="26"/>
           <w:szCs w:val="26"/>
         </w:rPr>
-        <w:t xml:space="preserve">12.3. Tin nhắn qua ứng dụng (Zalo, {o_47}) chỉ dùng để trao đổi điều hành, không thay thế văn bản đối với các nội dung về giá, khối lượng phát sinh, tiến độ và chấm dứt hợp đồng.</w:t>
+        <w:t xml:space="preserve">12.3. Tin nhắn qua ứng dụng (Zalo, {o_46}) chỉ dùng để trao đổi điều hành, không thay thế văn bản đối với các nội dung về giá, khối lượng phát sinh, tiến độ và chấm dứt hợp đồng.</w:t>
       </w:r>
     </w:p>
     <w:p>
